--- a/Nhom8_TH_2/Phần 2/Nhom8_TH_2 Phần 2.docx
+++ b/Nhom8_TH_2/Phần 2/Nhom8_TH_2 Phần 2.docx
@@ -1,6 +1,6 @@
 
 <file path=word/document.xml><?xml version="1.0" encoding="utf-8"?>
-<w:document xmlns:wpc="http://schemas.microsoft.com/office/word/2010/wordprocessingCanvas" xmlns:cx="http://schemas.microsoft.com/office/drawing/2014/chartex" xmlns:cx1="http://schemas.microsoft.com/office/drawing/2015/9/8/chartex" xmlns:cx2="http://schemas.microsoft.com/office/drawing/2015/10/21/chartex" xmlns:cx3="http://schemas.microsoft.com/office/drawing/2016/5/9/chartex" xmlns:cx4="http://schemas.microsoft.com/office/drawing/2016/5/10/chartex" xmlns:cx5="http://schemas.microsoft.com/office/drawing/2016/5/11/chartex" xmlns:cx6="http://schemas.microsoft.com/office/drawing/2016/5/12/chartex" xmlns:cx7="http://schemas.microsoft.com/office/drawing/2016/5/13/chartex" xmlns:cx8="http://schemas.microsoft.com/office/drawing/2016/5/14/chartex" xmlns:mc="http://schemas.openxmlformats.org/markup-compatibility/2006" xmlns:aink="http://schemas.microsoft.com/office/drawing/2016/ink" xmlns:am3d="http://schemas.microsoft.com/office/drawing/2017/model3d" xmlns:o="urn:schemas-microsoft-com:office:office" xmlns:oel="http://schemas.microsoft.com/office/2019/extlst" xmlns:r="http://schemas.openxmlformats.org/officeDocument/2006/relationships" xmlns:m="http://schemas.openxmlformats.org/officeDocument/2006/math" xmlns:v="urn:schemas-microsoft-com:vml" xmlns:wp14="http://schemas.microsoft.com/office/word/2010/wordprocessingDrawing" xmlns:wp="http://schemas.openxmlformats.org/drawingml/2006/wordprocessingDrawing" xmlns:w10="urn:schemas-microsoft-com:office:word" xmlns:w="http://schemas.openxmlformats.org/wordprocessingml/2006/main" xmlns:w14="http://schemas.microsoft.com/office/word/2010/wordml" xmlns:w15="http://schemas.microsoft.com/office/word/2012/wordml" xmlns:w16cex="http://schemas.microsoft.com/office/word/2018/wordml/cex" xmlns:w16cid="http://schemas.microsoft.com/office/word/2016/wordml/cid" xmlns:w16="http://schemas.microsoft.com/office/word/2018/wordml" xmlns:w16du="http://schemas.microsoft.com/office/word/2023/wordml/word16du" xmlns:w16sdtdh="http://schemas.microsoft.com/office/word/2020/wordml/sdtdatahash" xmlns:w16sdtfl="http://schemas.microsoft.com/office/word/2024/wordml/sdtformatlock" xmlns:w16se="http://schemas.microsoft.com/office/word/2015/wordml/symex" xmlns:wpg="http://schemas.microsoft.com/office/word/2010/wordprocessingGroup" xmlns:wpi="http://schemas.microsoft.com/office/word/2010/wordprocessingInk" xmlns:wne="http://schemas.microsoft.com/office/word/2006/wordml" xmlns:wps="http://schemas.microsoft.com/office/word/2010/wordprocessingShape" mc:Ignorable="w14 w15 w16se w16cid w16 w16cex w16sdtdh w16sdtfl w16du wp14">
+<w:document xmlns:wpc="http://schemas.microsoft.com/office/word/2010/wordprocessingCanvas" xmlns:mc="http://schemas.openxmlformats.org/markup-compatibility/2006" xmlns:o="urn:schemas-microsoft-com:office:office" xmlns:r="http://schemas.openxmlformats.org/officeDocument/2006/relationships" xmlns:m="http://schemas.openxmlformats.org/officeDocument/2006/math" xmlns:v="urn:schemas-microsoft-com:vml" xmlns:wp14="http://schemas.microsoft.com/office/word/2010/wordprocessingDrawing" xmlns:wp="http://schemas.openxmlformats.org/drawingml/2006/wordprocessingDrawing" xmlns:w10="urn:schemas-microsoft-com:office:word" xmlns:w="http://schemas.openxmlformats.org/wordprocessingml/2006/main" xmlns:w14="http://schemas.microsoft.com/office/word/2010/wordml" xmlns:w15="http://schemas.microsoft.com/office/word/2012/wordml" xmlns:wpg="http://schemas.microsoft.com/office/word/2010/wordprocessingGroup" xmlns:wpi="http://schemas.microsoft.com/office/word/2010/wordprocessingInk" xmlns:wne="http://schemas.microsoft.com/office/word/2006/wordml" xmlns:wps="http://schemas.microsoft.com/office/word/2010/wordprocessingShape" mc:Ignorable="w14 w15 wp14">
   <w:body>
     <w:p>
       <w:pPr>
@@ -26,6 +26,14 @@
     </w:p>
     <w:sdt>
       <w:sdtPr>
+        <w:rPr>
+          <w:rFonts w:asciiTheme="minorHAnsi" w:eastAsiaTheme="minorHAnsi" w:hAnsiTheme="minorHAnsi" w:cstheme="minorBidi"/>
+          <w:color w:val="auto"/>
+          <w:kern w:val="2"/>
+          <w:sz w:val="24"/>
+          <w:szCs w:val="24"/>
+          <w14:ligatures w14:val="standardContextual"/>
+        </w:rPr>
         <w:id w:val="-470683664"/>
         <w:docPartObj>
           <w:docPartGallery w:val="Table of Contents"/>
@@ -34,15 +42,9 @@
       </w:sdtPr>
       <w:sdtEndPr>
         <w:rPr>
-          <w:rFonts w:asciiTheme="minorHAnsi" w:eastAsiaTheme="minorHAnsi" w:hAnsiTheme="minorHAnsi" w:cstheme="minorBidi"/>
           <w:b/>
           <w:bCs/>
           <w:noProof/>
-          <w:color w:val="auto"/>
-          <w:kern w:val="2"/>
-          <w:sz w:val="24"/>
-          <w:szCs w:val="24"/>
-          <w14:ligatures w14:val="standardContextual"/>
         </w:rPr>
       </w:sdtEndPr>
       <w:sdtContent>
@@ -53,17 +55,23 @@
           <w:r>
             <w:t>Nội dung</w:t>
           </w:r>
+          <w:bookmarkStart w:id="0" w:name="_GoBack"/>
+          <w:bookmarkEnd w:id="0"/>
         </w:p>
         <w:p>
           <w:pPr>
             <w:pStyle w:val="TOC1"/>
             <w:tabs>
-              <w:tab w:val="left" w:pos="1440"/>
+              <w:tab w:val="left" w:pos="1320"/>
               <w:tab w:val="right" w:leader="dot" w:pos="9350"/>
             </w:tabs>
             <w:rPr>
               <w:rFonts w:eastAsiaTheme="minorEastAsia"/>
               <w:noProof/>
+              <w:kern w:val="0"/>
+              <w:sz w:val="22"/>
+              <w:szCs w:val="22"/>
+              <w14:ligatures w14:val="none"/>
             </w:rPr>
           </w:pPr>
           <w:r>
@@ -75,7 +83,7 @@
           <w:r>
             <w:fldChar w:fldCharType="separate"/>
           </w:r>
-          <w:hyperlink w:anchor="_Toc240677739" w:history="1">
+          <w:hyperlink w:anchor="_Toc240699284" w:history="1">
             <w:r>
               <w:rPr>
                 <w:rStyle w:val="Hyperlink"/>
@@ -87,6 +95,10 @@
               <w:rPr>
                 <w:rFonts w:eastAsiaTheme="minorEastAsia"/>
                 <w:noProof/>
+                <w:kern w:val="0"/>
+                <w:sz w:val="22"/>
+                <w:szCs w:val="22"/>
+                <w14:ligatures w14:val="none"/>
               </w:rPr>
               <w:tab/>
             </w:r>
@@ -116,7 +128,7 @@
                 <w:noProof/>
                 <w:webHidden/>
               </w:rPr>
-              <w:instrText xml:space="preserve"> PAGEREF _Toc240677739 \h </w:instrText>
+              <w:instrText xml:space="preserve"> PAGEREF _Toc240699284 \h </w:instrText>
             </w:r>
             <w:r>
               <w:rPr>
@@ -136,7 +148,7 @@
                 <w:noProof/>
                 <w:webHidden/>
               </w:rPr>
-              <w:t>9</w:t>
+              <w:t>10</w:t>
             </w:r>
             <w:r>
               <w:rPr>
@@ -151,15 +163,19 @@
           <w:pPr>
             <w:pStyle w:val="TOC2"/>
             <w:tabs>
-              <w:tab w:val="left" w:pos="960"/>
+              <w:tab w:val="left" w:pos="880"/>
               <w:tab w:val="right" w:leader="dot" w:pos="9350"/>
             </w:tabs>
             <w:rPr>
               <w:rFonts w:eastAsiaTheme="minorEastAsia"/>
               <w:noProof/>
+              <w:kern w:val="0"/>
+              <w:sz w:val="22"/>
+              <w:szCs w:val="22"/>
+              <w14:ligatures w14:val="none"/>
             </w:rPr>
           </w:pPr>
-          <w:hyperlink w:anchor="_Toc240677740" w:history="1">
+          <w:hyperlink w:anchor="_Toc240699285" w:history="1">
             <w:r>
               <w:rPr>
                 <w:rStyle w:val="Hyperlink"/>
@@ -171,6 +187,10 @@
               <w:rPr>
                 <w:rFonts w:eastAsiaTheme="minorEastAsia"/>
                 <w:noProof/>
+                <w:kern w:val="0"/>
+                <w:sz w:val="22"/>
+                <w:szCs w:val="22"/>
+                <w14:ligatures w14:val="none"/>
               </w:rPr>
               <w:tab/>
             </w:r>
@@ -200,7 +220,7 @@
                 <w:noProof/>
                 <w:webHidden/>
               </w:rPr>
-              <w:instrText xml:space="preserve"> PAGEREF _Toc240677740 \h </w:instrText>
+              <w:instrText xml:space="preserve"> PAGEREF _Toc240699285 \h </w:instrText>
             </w:r>
             <w:r>
               <w:rPr>
@@ -220,7 +240,7 @@
                 <w:noProof/>
                 <w:webHidden/>
               </w:rPr>
-              <w:t>9</w:t>
+              <w:t>10</w:t>
             </w:r>
             <w:r>
               <w:rPr>
@@ -235,15 +255,19 @@
           <w:pPr>
             <w:pStyle w:val="TOC2"/>
             <w:tabs>
-              <w:tab w:val="left" w:pos="960"/>
+              <w:tab w:val="left" w:pos="880"/>
               <w:tab w:val="right" w:leader="dot" w:pos="9350"/>
             </w:tabs>
             <w:rPr>
               <w:rFonts w:eastAsiaTheme="minorEastAsia"/>
               <w:noProof/>
+              <w:kern w:val="0"/>
+              <w:sz w:val="22"/>
+              <w:szCs w:val="22"/>
+              <w14:ligatures w14:val="none"/>
             </w:rPr>
           </w:pPr>
-          <w:hyperlink w:anchor="_Toc240677741" w:history="1">
+          <w:hyperlink w:anchor="_Toc240699286" w:history="1">
             <w:r>
               <w:rPr>
                 <w:rStyle w:val="Hyperlink"/>
@@ -255,6 +279,10 @@
               <w:rPr>
                 <w:rFonts w:eastAsiaTheme="minorEastAsia"/>
                 <w:noProof/>
+                <w:kern w:val="0"/>
+                <w:sz w:val="22"/>
+                <w:szCs w:val="22"/>
+                <w14:ligatures w14:val="none"/>
               </w:rPr>
               <w:tab/>
             </w:r>
@@ -284,7 +312,7 @@
                 <w:noProof/>
                 <w:webHidden/>
               </w:rPr>
-              <w:instrText xml:space="preserve"> PAGEREF _Toc240677741 \h </w:instrText>
+              <w:instrText xml:space="preserve"> PAGEREF _Toc240699286 \h </w:instrText>
             </w:r>
             <w:r>
               <w:rPr>
@@ -304,7 +332,7 @@
                 <w:noProof/>
                 <w:webHidden/>
               </w:rPr>
-              <w:t>9</w:t>
+              <w:t>10</w:t>
             </w:r>
             <w:r>
               <w:rPr>
@@ -319,15 +347,19 @@
           <w:pPr>
             <w:pStyle w:val="TOC2"/>
             <w:tabs>
-              <w:tab w:val="left" w:pos="960"/>
+              <w:tab w:val="left" w:pos="880"/>
               <w:tab w:val="right" w:leader="dot" w:pos="9350"/>
             </w:tabs>
             <w:rPr>
               <w:rFonts w:eastAsiaTheme="minorEastAsia"/>
               <w:noProof/>
+              <w:kern w:val="0"/>
+              <w:sz w:val="22"/>
+              <w:szCs w:val="22"/>
+              <w14:ligatures w14:val="none"/>
             </w:rPr>
           </w:pPr>
-          <w:hyperlink w:anchor="_Toc240677742" w:history="1">
+          <w:hyperlink w:anchor="_Toc240699287" w:history="1">
             <w:r>
               <w:rPr>
                 <w:rStyle w:val="Hyperlink"/>
@@ -339,6 +371,10 @@
               <w:rPr>
                 <w:rFonts w:eastAsiaTheme="minorEastAsia"/>
                 <w:noProof/>
+                <w:kern w:val="0"/>
+                <w:sz w:val="22"/>
+                <w:szCs w:val="22"/>
+                <w14:ligatures w14:val="none"/>
               </w:rPr>
               <w:tab/>
             </w:r>
@@ -368,7 +404,7 @@
                 <w:noProof/>
                 <w:webHidden/>
               </w:rPr>
-              <w:instrText xml:space="preserve"> PAGEREF _Toc240677742 \h </w:instrText>
+              <w:instrText xml:space="preserve"> PAGEREF _Toc240699287 \h </w:instrText>
             </w:r>
             <w:r>
               <w:rPr>
@@ -388,7 +424,7 @@
                 <w:noProof/>
                 <w:webHidden/>
               </w:rPr>
-              <w:t>9</w:t>
+              <w:t>10</w:t>
             </w:r>
             <w:r>
               <w:rPr>
@@ -403,15 +439,19 @@
           <w:pPr>
             <w:pStyle w:val="TOC3"/>
             <w:tabs>
-              <w:tab w:val="left" w:pos="1440"/>
+              <w:tab w:val="left" w:pos="1320"/>
               <w:tab w:val="right" w:leader="dot" w:pos="9350"/>
             </w:tabs>
             <w:rPr>
               <w:rFonts w:eastAsiaTheme="minorEastAsia"/>
               <w:noProof/>
+              <w:kern w:val="0"/>
+              <w:sz w:val="22"/>
+              <w:szCs w:val="22"/>
+              <w14:ligatures w14:val="none"/>
             </w:rPr>
           </w:pPr>
-          <w:hyperlink w:anchor="_Toc240677743" w:history="1">
+          <w:hyperlink w:anchor="_Toc240699288" w:history="1">
             <w:r>
               <w:rPr>
                 <w:rStyle w:val="Hyperlink"/>
@@ -423,6 +463,10 @@
               <w:rPr>
                 <w:rFonts w:eastAsiaTheme="minorEastAsia"/>
                 <w:noProof/>
+                <w:kern w:val="0"/>
+                <w:sz w:val="22"/>
+                <w:szCs w:val="22"/>
+                <w14:ligatures w14:val="none"/>
               </w:rPr>
               <w:tab/>
             </w:r>
@@ -452,7 +496,7 @@
                 <w:noProof/>
                 <w:webHidden/>
               </w:rPr>
-              <w:instrText xml:space="preserve"> PAGEREF _Toc240677743 \h </w:instrText>
+              <w:instrText xml:space="preserve"> PAGEREF _Toc240699288 \h </w:instrText>
             </w:r>
             <w:r>
               <w:rPr>
@@ -472,7 +516,7 @@
                 <w:noProof/>
                 <w:webHidden/>
               </w:rPr>
-              <w:t>9</w:t>
+              <w:t>10</w:t>
             </w:r>
             <w:r>
               <w:rPr>
@@ -487,15 +531,19 @@
           <w:pPr>
             <w:pStyle w:val="TOC3"/>
             <w:tabs>
-              <w:tab w:val="left" w:pos="1440"/>
+              <w:tab w:val="left" w:pos="1320"/>
               <w:tab w:val="right" w:leader="dot" w:pos="9350"/>
             </w:tabs>
             <w:rPr>
               <w:rFonts w:eastAsiaTheme="minorEastAsia"/>
               <w:noProof/>
+              <w:kern w:val="0"/>
+              <w:sz w:val="22"/>
+              <w:szCs w:val="22"/>
+              <w14:ligatures w14:val="none"/>
             </w:rPr>
           </w:pPr>
-          <w:hyperlink w:anchor="_Toc240677744" w:history="1">
+          <w:hyperlink w:anchor="_Toc240699289" w:history="1">
             <w:r>
               <w:rPr>
                 <w:rStyle w:val="Hyperlink"/>
@@ -507,6 +555,10 @@
               <w:rPr>
                 <w:rFonts w:eastAsiaTheme="minorEastAsia"/>
                 <w:noProof/>
+                <w:kern w:val="0"/>
+                <w:sz w:val="22"/>
+                <w:szCs w:val="22"/>
+                <w14:ligatures w14:val="none"/>
               </w:rPr>
               <w:tab/>
             </w:r>
@@ -536,7 +588,7 @@
                 <w:noProof/>
                 <w:webHidden/>
               </w:rPr>
-              <w:instrText xml:space="preserve"> PAGEREF _Toc240677744 \h </w:instrText>
+              <w:instrText xml:space="preserve"> PAGEREF _Toc240699289 \h </w:instrText>
             </w:r>
             <w:r>
               <w:rPr>
@@ -556,7 +608,7 @@
                 <w:noProof/>
                 <w:webHidden/>
               </w:rPr>
-              <w:t>9</w:t>
+              <w:t>10</w:t>
             </w:r>
             <w:r>
               <w:rPr>
@@ -571,15 +623,19 @@
           <w:pPr>
             <w:pStyle w:val="TOC2"/>
             <w:tabs>
-              <w:tab w:val="left" w:pos="960"/>
+              <w:tab w:val="left" w:pos="880"/>
               <w:tab w:val="right" w:leader="dot" w:pos="9350"/>
             </w:tabs>
             <w:rPr>
               <w:rFonts w:eastAsiaTheme="minorEastAsia"/>
               <w:noProof/>
+              <w:kern w:val="0"/>
+              <w:sz w:val="22"/>
+              <w:szCs w:val="22"/>
+              <w14:ligatures w14:val="none"/>
             </w:rPr>
           </w:pPr>
-          <w:hyperlink w:anchor="_Toc240677745" w:history="1">
+          <w:hyperlink w:anchor="_Toc240699290" w:history="1">
             <w:r>
               <w:rPr>
                 <w:rStyle w:val="Hyperlink"/>
@@ -591,6 +647,10 @@
               <w:rPr>
                 <w:rFonts w:eastAsiaTheme="minorEastAsia"/>
                 <w:noProof/>
+                <w:kern w:val="0"/>
+                <w:sz w:val="22"/>
+                <w:szCs w:val="22"/>
+                <w14:ligatures w14:val="none"/>
               </w:rPr>
               <w:tab/>
             </w:r>
@@ -620,7 +680,7 @@
                 <w:noProof/>
                 <w:webHidden/>
               </w:rPr>
-              <w:instrText xml:space="preserve"> PAGEREF _Toc240677745 \h </w:instrText>
+              <w:instrText xml:space="preserve"> PAGEREF _Toc240699290 \h </w:instrText>
             </w:r>
             <w:r>
               <w:rPr>
@@ -640,7 +700,7 @@
                 <w:noProof/>
                 <w:webHidden/>
               </w:rPr>
-              <w:t>9</w:t>
+              <w:t>10</w:t>
             </w:r>
             <w:r>
               <w:rPr>
@@ -655,15 +715,19 @@
           <w:pPr>
             <w:pStyle w:val="TOC3"/>
             <w:tabs>
-              <w:tab w:val="left" w:pos="1440"/>
+              <w:tab w:val="left" w:pos="1320"/>
               <w:tab w:val="right" w:leader="dot" w:pos="9350"/>
             </w:tabs>
             <w:rPr>
               <w:rFonts w:eastAsiaTheme="minorEastAsia"/>
               <w:noProof/>
+              <w:kern w:val="0"/>
+              <w:sz w:val="22"/>
+              <w:szCs w:val="22"/>
+              <w14:ligatures w14:val="none"/>
             </w:rPr>
           </w:pPr>
-          <w:hyperlink w:anchor="_Toc240677746" w:history="1">
+          <w:hyperlink w:anchor="_Toc240699291" w:history="1">
             <w:r>
               <w:rPr>
                 <w:rStyle w:val="Hyperlink"/>
@@ -675,6 +739,10 @@
               <w:rPr>
                 <w:rFonts w:eastAsiaTheme="minorEastAsia"/>
                 <w:noProof/>
+                <w:kern w:val="0"/>
+                <w:sz w:val="22"/>
+                <w:szCs w:val="22"/>
+                <w14:ligatures w14:val="none"/>
               </w:rPr>
               <w:tab/>
             </w:r>
@@ -683,7 +751,7 @@
                 <w:rStyle w:val="Hyperlink"/>
                 <w:noProof/>
               </w:rPr>
-              <w:t>Về lý thuyết Về kỹ thuật</w:t>
+              <w:t>Về lý thuyết</w:t>
             </w:r>
             <w:r>
               <w:rPr>
@@ -704,7 +772,7 @@
                 <w:noProof/>
                 <w:webHidden/>
               </w:rPr>
-              <w:instrText xml:space="preserve"> PAGEREF _Toc240677746 \h </w:instrText>
+              <w:instrText xml:space="preserve"> PAGEREF _Toc240699291 \h </w:instrText>
             </w:r>
             <w:r>
               <w:rPr>
@@ -724,7 +792,7 @@
                 <w:noProof/>
                 <w:webHidden/>
               </w:rPr>
-              <w:t>9</w:t>
+              <w:t>10</w:t>
             </w:r>
             <w:r>
               <w:rPr>
@@ -739,15 +807,19 @@
           <w:pPr>
             <w:pStyle w:val="TOC3"/>
             <w:tabs>
-              <w:tab w:val="left" w:pos="1440"/>
+              <w:tab w:val="left" w:pos="1320"/>
               <w:tab w:val="right" w:leader="dot" w:pos="9350"/>
             </w:tabs>
             <w:rPr>
               <w:rFonts w:eastAsiaTheme="minorEastAsia"/>
               <w:noProof/>
+              <w:kern w:val="0"/>
+              <w:sz w:val="22"/>
+              <w:szCs w:val="22"/>
+              <w14:ligatures w14:val="none"/>
             </w:rPr>
           </w:pPr>
-          <w:hyperlink w:anchor="_Toc240677747" w:history="1">
+          <w:hyperlink w:anchor="_Toc240699292" w:history="1">
             <w:r>
               <w:rPr>
                 <w:rStyle w:val="Hyperlink"/>
@@ -759,6 +831,10 @@
               <w:rPr>
                 <w:rFonts w:eastAsiaTheme="minorEastAsia"/>
                 <w:noProof/>
+                <w:kern w:val="0"/>
+                <w:sz w:val="22"/>
+                <w:szCs w:val="22"/>
+                <w14:ligatures w14:val="none"/>
               </w:rPr>
               <w:tab/>
             </w:r>
@@ -767,6 +843,98 @@
                 <w:rStyle w:val="Hyperlink"/>
                 <w:noProof/>
               </w:rPr>
+              <w:t>Về kỹ thuật</w:t>
+            </w:r>
+            <w:r>
+              <w:rPr>
+                <w:noProof/>
+                <w:webHidden/>
+              </w:rPr>
+              <w:tab/>
+            </w:r>
+            <w:r>
+              <w:rPr>
+                <w:noProof/>
+                <w:webHidden/>
+              </w:rPr>
+              <w:fldChar w:fldCharType="begin"/>
+            </w:r>
+            <w:r>
+              <w:rPr>
+                <w:noProof/>
+                <w:webHidden/>
+              </w:rPr>
+              <w:instrText xml:space="preserve"> PAGEREF _Toc240699292 \h </w:instrText>
+            </w:r>
+            <w:r>
+              <w:rPr>
+                <w:noProof/>
+                <w:webHidden/>
+              </w:rPr>
+            </w:r>
+            <w:r>
+              <w:rPr>
+                <w:noProof/>
+                <w:webHidden/>
+              </w:rPr>
+              <w:fldChar w:fldCharType="separate"/>
+            </w:r>
+            <w:r>
+              <w:rPr>
+                <w:noProof/>
+                <w:webHidden/>
+              </w:rPr>
+              <w:t>10</w:t>
+            </w:r>
+            <w:r>
+              <w:rPr>
+                <w:noProof/>
+                <w:webHidden/>
+              </w:rPr>
+              <w:fldChar w:fldCharType="end"/>
+            </w:r>
+          </w:hyperlink>
+        </w:p>
+        <w:p>
+          <w:pPr>
+            <w:pStyle w:val="TOC2"/>
+            <w:tabs>
+              <w:tab w:val="left" w:pos="880"/>
+              <w:tab w:val="right" w:leader="dot" w:pos="9350"/>
+            </w:tabs>
+            <w:rPr>
+              <w:rFonts w:eastAsiaTheme="minorEastAsia"/>
+              <w:noProof/>
+              <w:kern w:val="0"/>
+              <w:sz w:val="22"/>
+              <w:szCs w:val="22"/>
+              <w14:ligatures w14:val="none"/>
+            </w:rPr>
+          </w:pPr>
+          <w:hyperlink w:anchor="_Toc240699293" w:history="1">
+            <w:r>
+              <w:rPr>
+                <w:rStyle w:val="Hyperlink"/>
+                <w:noProof/>
+              </w:rPr>
+              <w:t>1.5)</w:t>
+            </w:r>
+            <w:r>
+              <w:rPr>
+                <w:rFonts w:eastAsiaTheme="minorEastAsia"/>
+                <w:noProof/>
+                <w:kern w:val="0"/>
+                <w:sz w:val="22"/>
+                <w:szCs w:val="22"/>
+                <w14:ligatures w14:val="none"/>
+              </w:rPr>
+              <w:tab/>
+            </w:r>
+            <w:r>
+              <w:rPr>
+                <w:rStyle w:val="Hyperlink"/>
+                <w:noProof/>
+              </w:rPr>
               <w:t>Các công cụ thực hiện</w:t>
             </w:r>
             <w:r>
@@ -788,7 +956,7 @@
                 <w:noProof/>
                 <w:webHidden/>
               </w:rPr>
-              <w:instrText xml:space="preserve"> PAGEREF _Toc240677747 \h </w:instrText>
+              <w:instrText xml:space="preserve"> PAGEREF _Toc240699293 \h </w:instrText>
             </w:r>
             <w:r>
               <w:rPr>
@@ -808,7 +976,7 @@
                 <w:noProof/>
                 <w:webHidden/>
               </w:rPr>
-              <w:t>9</w:t>
+              <w:t>10</w:t>
             </w:r>
             <w:r>
               <w:rPr>
@@ -823,15 +991,19 @@
           <w:pPr>
             <w:pStyle w:val="TOC1"/>
             <w:tabs>
-              <w:tab w:val="left" w:pos="1440"/>
+              <w:tab w:val="left" w:pos="1320"/>
               <w:tab w:val="right" w:leader="dot" w:pos="9350"/>
             </w:tabs>
             <w:rPr>
               <w:rFonts w:eastAsiaTheme="minorEastAsia"/>
               <w:noProof/>
+              <w:kern w:val="0"/>
+              <w:sz w:val="22"/>
+              <w:szCs w:val="22"/>
+              <w14:ligatures w14:val="none"/>
             </w:rPr>
           </w:pPr>
-          <w:hyperlink w:anchor="_Toc240677748" w:history="1">
+          <w:hyperlink w:anchor="_Toc240699294" w:history="1">
             <w:r>
               <w:rPr>
                 <w:rStyle w:val="Hyperlink"/>
@@ -843,6 +1015,10 @@
               <w:rPr>
                 <w:rFonts w:eastAsiaTheme="minorEastAsia"/>
                 <w:noProof/>
+                <w:kern w:val="0"/>
+                <w:sz w:val="22"/>
+                <w:szCs w:val="22"/>
+                <w14:ligatures w14:val="none"/>
               </w:rPr>
               <w:tab/>
             </w:r>
@@ -872,7 +1048,7 @@
                 <w:noProof/>
                 <w:webHidden/>
               </w:rPr>
-              <w:instrText xml:space="preserve"> PAGEREF _Toc240677748 \h </w:instrText>
+              <w:instrText xml:space="preserve"> PAGEREF _Toc240699294 \h </w:instrText>
             </w:r>
             <w:r>
               <w:rPr>
@@ -892,7 +1068,7 @@
                 <w:noProof/>
                 <w:webHidden/>
               </w:rPr>
-              <w:t>10</w:t>
+              <w:t>11</w:t>
             </w:r>
             <w:r>
               <w:rPr>
@@ -907,15 +1083,19 @@
           <w:pPr>
             <w:pStyle w:val="TOC2"/>
             <w:tabs>
-              <w:tab w:val="left" w:pos="960"/>
+              <w:tab w:val="left" w:pos="880"/>
               <w:tab w:val="right" w:leader="dot" w:pos="9350"/>
             </w:tabs>
             <w:rPr>
               <w:rFonts w:eastAsiaTheme="minorEastAsia"/>
               <w:noProof/>
+              <w:kern w:val="0"/>
+              <w:sz w:val="22"/>
+              <w:szCs w:val="22"/>
+              <w14:ligatures w14:val="none"/>
             </w:rPr>
           </w:pPr>
-          <w:hyperlink w:anchor="_Toc240677749" w:history="1">
+          <w:hyperlink w:anchor="_Toc240699295" w:history="1">
             <w:r>
               <w:rPr>
                 <w:rStyle w:val="Hyperlink"/>
@@ -927,6 +1107,10 @@
               <w:rPr>
                 <w:rFonts w:eastAsiaTheme="minorEastAsia"/>
                 <w:noProof/>
+                <w:kern w:val="0"/>
+                <w:sz w:val="22"/>
+                <w:szCs w:val="22"/>
+                <w14:ligatures w14:val="none"/>
               </w:rPr>
               <w:tab/>
             </w:r>
@@ -956,7 +1140,7 @@
                 <w:noProof/>
                 <w:webHidden/>
               </w:rPr>
-              <w:instrText xml:space="preserve"> PAGEREF _Toc240677749 \h </w:instrText>
+              <w:instrText xml:space="preserve"> PAGEREF _Toc240699295 \h </w:instrText>
             </w:r>
             <w:r>
               <w:rPr>
@@ -976,7 +1160,7 @@
                 <w:noProof/>
                 <w:webHidden/>
               </w:rPr>
-              <w:t>10</w:t>
+              <w:t>11</w:t>
             </w:r>
             <w:r>
               <w:rPr>
@@ -991,15 +1175,19 @@
           <w:pPr>
             <w:pStyle w:val="TOC3"/>
             <w:tabs>
-              <w:tab w:val="left" w:pos="1440"/>
+              <w:tab w:val="left" w:pos="1320"/>
               <w:tab w:val="right" w:leader="dot" w:pos="9350"/>
             </w:tabs>
             <w:rPr>
               <w:rFonts w:eastAsiaTheme="minorEastAsia"/>
               <w:noProof/>
+              <w:kern w:val="0"/>
+              <w:sz w:val="22"/>
+              <w:szCs w:val="22"/>
+              <w14:ligatures w14:val="none"/>
             </w:rPr>
           </w:pPr>
-          <w:hyperlink w:anchor="_Toc240677750" w:history="1">
+          <w:hyperlink w:anchor="_Toc240699296" w:history="1">
             <w:r>
               <w:rPr>
                 <w:rStyle w:val="Hyperlink"/>
@@ -1011,6 +1199,10 @@
               <w:rPr>
                 <w:rFonts w:eastAsiaTheme="minorEastAsia"/>
                 <w:noProof/>
+                <w:kern w:val="0"/>
+                <w:sz w:val="22"/>
+                <w:szCs w:val="22"/>
+                <w14:ligatures w14:val="none"/>
               </w:rPr>
               <w:tab/>
             </w:r>
@@ -1040,7 +1232,7 @@
                 <w:noProof/>
                 <w:webHidden/>
               </w:rPr>
-              <w:instrText xml:space="preserve"> PAGEREF _Toc240677750 \h </w:instrText>
+              <w:instrText xml:space="preserve"> PAGEREF _Toc240699296 \h </w:instrText>
             </w:r>
             <w:r>
               <w:rPr>
@@ -1060,7 +1252,7 @@
                 <w:noProof/>
                 <w:webHidden/>
               </w:rPr>
-              <w:t>10</w:t>
+              <w:t>11</w:t>
             </w:r>
             <w:r>
               <w:rPr>
@@ -1075,15 +1267,19 @@
           <w:pPr>
             <w:pStyle w:val="TOC3"/>
             <w:tabs>
-              <w:tab w:val="left" w:pos="1440"/>
+              <w:tab w:val="left" w:pos="1320"/>
               <w:tab w:val="right" w:leader="dot" w:pos="9350"/>
             </w:tabs>
             <w:rPr>
               <w:rFonts w:eastAsiaTheme="minorEastAsia"/>
               <w:noProof/>
+              <w:kern w:val="0"/>
+              <w:sz w:val="22"/>
+              <w:szCs w:val="22"/>
+              <w14:ligatures w14:val="none"/>
             </w:rPr>
           </w:pPr>
-          <w:hyperlink w:anchor="_Toc240677751" w:history="1">
+          <w:hyperlink w:anchor="_Toc240699297" w:history="1">
             <w:r>
               <w:rPr>
                 <w:rStyle w:val="Hyperlink"/>
@@ -1095,6 +1291,10 @@
               <w:rPr>
                 <w:rFonts w:eastAsiaTheme="minorEastAsia"/>
                 <w:noProof/>
+                <w:kern w:val="0"/>
+                <w:sz w:val="22"/>
+                <w:szCs w:val="22"/>
+                <w14:ligatures w14:val="none"/>
               </w:rPr>
               <w:tab/>
             </w:r>
@@ -1124,7 +1324,7 @@
                 <w:noProof/>
                 <w:webHidden/>
               </w:rPr>
-              <w:instrText xml:space="preserve"> PAGEREF _Toc240677751 \h </w:instrText>
+              <w:instrText xml:space="preserve"> PAGEREF _Toc240699297 \h </w:instrText>
             </w:r>
             <w:r>
               <w:rPr>
@@ -1144,7 +1344,7 @@
                 <w:noProof/>
                 <w:webHidden/>
               </w:rPr>
-              <w:t>10</w:t>
+              <w:t>11</w:t>
             </w:r>
             <w:r>
               <w:rPr>
@@ -1159,15 +1359,19 @@
           <w:pPr>
             <w:pStyle w:val="TOC2"/>
             <w:tabs>
-              <w:tab w:val="left" w:pos="960"/>
+              <w:tab w:val="left" w:pos="880"/>
               <w:tab w:val="right" w:leader="dot" w:pos="9350"/>
             </w:tabs>
             <w:rPr>
               <w:rFonts w:eastAsiaTheme="minorEastAsia"/>
               <w:noProof/>
+              <w:kern w:val="0"/>
+              <w:sz w:val="22"/>
+              <w:szCs w:val="22"/>
+              <w14:ligatures w14:val="none"/>
             </w:rPr>
           </w:pPr>
-          <w:hyperlink w:anchor="_Toc240677752" w:history="1">
+          <w:hyperlink w:anchor="_Toc240699298" w:history="1">
             <w:r>
               <w:rPr>
                 <w:rStyle w:val="Hyperlink"/>
@@ -1179,6 +1383,10 @@
               <w:rPr>
                 <w:rFonts w:eastAsiaTheme="minorEastAsia"/>
                 <w:noProof/>
+                <w:kern w:val="0"/>
+                <w:sz w:val="22"/>
+                <w:szCs w:val="22"/>
+                <w14:ligatures w14:val="none"/>
               </w:rPr>
               <w:tab/>
             </w:r>
@@ -1208,7 +1416,7 @@
                 <w:noProof/>
                 <w:webHidden/>
               </w:rPr>
-              <w:instrText xml:space="preserve"> PAGEREF _Toc240677752 \h </w:instrText>
+              <w:instrText xml:space="preserve"> PAGEREF _Toc240699298 \h </w:instrText>
             </w:r>
             <w:r>
               <w:rPr>
@@ -1228,7 +1436,7 @@
                 <w:noProof/>
                 <w:webHidden/>
               </w:rPr>
-              <w:t>10</w:t>
+              <w:t>11</w:t>
             </w:r>
             <w:r>
               <w:rPr>
@@ -1243,15 +1451,19 @@
           <w:pPr>
             <w:pStyle w:val="TOC3"/>
             <w:tabs>
-              <w:tab w:val="left" w:pos="1440"/>
+              <w:tab w:val="left" w:pos="1320"/>
               <w:tab w:val="right" w:leader="dot" w:pos="9350"/>
             </w:tabs>
             <w:rPr>
               <w:rFonts w:eastAsiaTheme="minorEastAsia"/>
               <w:noProof/>
+              <w:kern w:val="0"/>
+              <w:sz w:val="22"/>
+              <w:szCs w:val="22"/>
+              <w14:ligatures w14:val="none"/>
             </w:rPr>
           </w:pPr>
-          <w:hyperlink w:anchor="_Toc240677753" w:history="1">
+          <w:hyperlink w:anchor="_Toc240699299" w:history="1">
             <w:r>
               <w:rPr>
                 <w:rStyle w:val="Hyperlink"/>
@@ -1263,6 +1475,10 @@
               <w:rPr>
                 <w:rFonts w:eastAsiaTheme="minorEastAsia"/>
                 <w:noProof/>
+                <w:kern w:val="0"/>
+                <w:sz w:val="22"/>
+                <w:szCs w:val="22"/>
+                <w14:ligatures w14:val="none"/>
               </w:rPr>
               <w:tab/>
             </w:r>
@@ -1292,7 +1508,7 @@
                 <w:noProof/>
                 <w:webHidden/>
               </w:rPr>
-              <w:instrText xml:space="preserve"> PAGEREF _Toc240677753 \h </w:instrText>
+              <w:instrText xml:space="preserve"> PAGEREF _Toc240699299 \h </w:instrText>
             </w:r>
             <w:r>
               <w:rPr>
@@ -1312,7 +1528,7 @@
                 <w:noProof/>
                 <w:webHidden/>
               </w:rPr>
-              <w:t>10</w:t>
+              <w:t>11</w:t>
             </w:r>
             <w:r>
               <w:rPr>
@@ -1327,15 +1543,19 @@
           <w:pPr>
             <w:pStyle w:val="TOC3"/>
             <w:tabs>
-              <w:tab w:val="left" w:pos="1440"/>
+              <w:tab w:val="left" w:pos="1320"/>
               <w:tab w:val="right" w:leader="dot" w:pos="9350"/>
             </w:tabs>
             <w:rPr>
               <w:rFonts w:eastAsiaTheme="minorEastAsia"/>
               <w:noProof/>
+              <w:kern w:val="0"/>
+              <w:sz w:val="22"/>
+              <w:szCs w:val="22"/>
+              <w14:ligatures w14:val="none"/>
             </w:rPr>
           </w:pPr>
-          <w:hyperlink w:anchor="_Toc240677754" w:history="1">
+          <w:hyperlink w:anchor="_Toc240699300" w:history="1">
             <w:r>
               <w:rPr>
                 <w:rStyle w:val="Hyperlink"/>
@@ -1347,6 +1567,10 @@
               <w:rPr>
                 <w:rFonts w:eastAsiaTheme="minorEastAsia"/>
                 <w:noProof/>
+                <w:kern w:val="0"/>
+                <w:sz w:val="22"/>
+                <w:szCs w:val="22"/>
+                <w14:ligatures w14:val="none"/>
               </w:rPr>
               <w:tab/>
             </w:r>
@@ -1376,7 +1600,7 @@
                 <w:noProof/>
                 <w:webHidden/>
               </w:rPr>
-              <w:instrText xml:space="preserve"> PAGEREF _Toc240677754 \h </w:instrText>
+              <w:instrText xml:space="preserve"> PAGEREF _Toc240699300 \h </w:instrText>
             </w:r>
             <w:r>
               <w:rPr>
@@ -1396,7 +1620,7 @@
                 <w:noProof/>
                 <w:webHidden/>
               </w:rPr>
-              <w:t>10</w:t>
+              <w:t>11</w:t>
             </w:r>
             <w:r>
               <w:rPr>
@@ -1411,15 +1635,19 @@
           <w:pPr>
             <w:pStyle w:val="TOC2"/>
             <w:tabs>
-              <w:tab w:val="left" w:pos="960"/>
+              <w:tab w:val="left" w:pos="880"/>
               <w:tab w:val="right" w:leader="dot" w:pos="9350"/>
             </w:tabs>
             <w:rPr>
               <w:rFonts w:eastAsiaTheme="minorEastAsia"/>
               <w:noProof/>
+              <w:kern w:val="0"/>
+              <w:sz w:val="22"/>
+              <w:szCs w:val="22"/>
+              <w14:ligatures w14:val="none"/>
             </w:rPr>
           </w:pPr>
-          <w:hyperlink w:anchor="_Toc240677755" w:history="1">
+          <w:hyperlink w:anchor="_Toc240699301" w:history="1">
             <w:r>
               <w:rPr>
                 <w:rStyle w:val="Hyperlink"/>
@@ -1431,6 +1659,10 @@
               <w:rPr>
                 <w:rFonts w:eastAsiaTheme="minorEastAsia"/>
                 <w:noProof/>
+                <w:kern w:val="0"/>
+                <w:sz w:val="22"/>
+                <w:szCs w:val="22"/>
+                <w14:ligatures w14:val="none"/>
               </w:rPr>
               <w:tab/>
             </w:r>
@@ -1460,7 +1692,7 @@
                 <w:noProof/>
                 <w:webHidden/>
               </w:rPr>
-              <w:instrText xml:space="preserve"> PAGEREF _Toc240677755 \h </w:instrText>
+              <w:instrText xml:space="preserve"> PAGEREF _Toc240699301 \h </w:instrText>
             </w:r>
             <w:r>
               <w:rPr>
@@ -1480,7 +1712,7 @@
                 <w:noProof/>
                 <w:webHidden/>
               </w:rPr>
-              <w:t>10</w:t>
+              <w:t>11</w:t>
             </w:r>
             <w:r>
               <w:rPr>
@@ -1495,15 +1727,19 @@
           <w:pPr>
             <w:pStyle w:val="TOC3"/>
             <w:tabs>
-              <w:tab w:val="left" w:pos="1440"/>
+              <w:tab w:val="left" w:pos="1320"/>
               <w:tab w:val="right" w:leader="dot" w:pos="9350"/>
             </w:tabs>
             <w:rPr>
               <w:rFonts w:eastAsiaTheme="minorEastAsia"/>
               <w:noProof/>
+              <w:kern w:val="0"/>
+              <w:sz w:val="22"/>
+              <w:szCs w:val="22"/>
+              <w14:ligatures w14:val="none"/>
             </w:rPr>
           </w:pPr>
-          <w:hyperlink w:anchor="_Toc240677756" w:history="1">
+          <w:hyperlink w:anchor="_Toc240699302" w:history="1">
             <w:r>
               <w:rPr>
                 <w:rStyle w:val="Hyperlink"/>
@@ -1515,6 +1751,10 @@
               <w:rPr>
                 <w:rFonts w:eastAsiaTheme="minorEastAsia"/>
                 <w:noProof/>
+                <w:kern w:val="0"/>
+                <w:sz w:val="22"/>
+                <w:szCs w:val="22"/>
+                <w14:ligatures w14:val="none"/>
               </w:rPr>
               <w:tab/>
             </w:r>
@@ -1544,7 +1784,7 @@
                 <w:noProof/>
                 <w:webHidden/>
               </w:rPr>
-              <w:instrText xml:space="preserve"> PAGEREF _Toc240677756 \h </w:instrText>
+              <w:instrText xml:space="preserve"> PAGEREF _Toc240699302 \h </w:instrText>
             </w:r>
             <w:r>
               <w:rPr>
@@ -1564,7 +1804,7 @@
                 <w:noProof/>
                 <w:webHidden/>
               </w:rPr>
-              <w:t>10</w:t>
+              <w:t>11</w:t>
             </w:r>
             <w:r>
               <w:rPr>
@@ -1579,15 +1819,19 @@
           <w:pPr>
             <w:pStyle w:val="TOC3"/>
             <w:tabs>
-              <w:tab w:val="left" w:pos="1440"/>
+              <w:tab w:val="left" w:pos="1320"/>
               <w:tab w:val="right" w:leader="dot" w:pos="9350"/>
             </w:tabs>
             <w:rPr>
               <w:rFonts w:eastAsiaTheme="minorEastAsia"/>
               <w:noProof/>
+              <w:kern w:val="0"/>
+              <w:sz w:val="22"/>
+              <w:szCs w:val="22"/>
+              <w14:ligatures w14:val="none"/>
             </w:rPr>
           </w:pPr>
-          <w:hyperlink w:anchor="_Toc240677757" w:history="1">
+          <w:hyperlink w:anchor="_Toc240699303" w:history="1">
             <w:r>
               <w:rPr>
                 <w:rStyle w:val="Hyperlink"/>
@@ -1599,6 +1843,10 @@
               <w:rPr>
                 <w:rFonts w:eastAsiaTheme="minorEastAsia"/>
                 <w:noProof/>
+                <w:kern w:val="0"/>
+                <w:sz w:val="22"/>
+                <w:szCs w:val="22"/>
+                <w14:ligatures w14:val="none"/>
               </w:rPr>
               <w:tab/>
             </w:r>
@@ -1628,7 +1876,7 @@
                 <w:noProof/>
                 <w:webHidden/>
               </w:rPr>
-              <w:instrText xml:space="preserve"> PAGEREF _Toc240677757 \h </w:instrText>
+              <w:instrText xml:space="preserve"> PAGEREF _Toc240699303 \h </w:instrText>
             </w:r>
             <w:r>
               <w:rPr>
@@ -1648,7 +1896,7 @@
                 <w:noProof/>
                 <w:webHidden/>
               </w:rPr>
-              <w:t>10</w:t>
+              <w:t>11</w:t>
             </w:r>
             <w:r>
               <w:rPr>
@@ -1663,15 +1911,19 @@
           <w:pPr>
             <w:pStyle w:val="TOC1"/>
             <w:tabs>
-              <w:tab w:val="left" w:pos="1440"/>
+              <w:tab w:val="left" w:pos="1320"/>
               <w:tab w:val="right" w:leader="dot" w:pos="9350"/>
             </w:tabs>
             <w:rPr>
               <w:rFonts w:eastAsiaTheme="minorEastAsia"/>
               <w:noProof/>
+              <w:kern w:val="0"/>
+              <w:sz w:val="22"/>
+              <w:szCs w:val="22"/>
+              <w14:ligatures w14:val="none"/>
             </w:rPr>
           </w:pPr>
-          <w:hyperlink w:anchor="_Toc240677758" w:history="1">
+          <w:hyperlink w:anchor="_Toc240699304" w:history="1">
             <w:r>
               <w:rPr>
                 <w:rStyle w:val="Hyperlink"/>
@@ -1683,6 +1935,10 @@
               <w:rPr>
                 <w:rFonts w:eastAsiaTheme="minorEastAsia"/>
                 <w:noProof/>
+                <w:kern w:val="0"/>
+                <w:sz w:val="22"/>
+                <w:szCs w:val="22"/>
+                <w14:ligatures w14:val="none"/>
               </w:rPr>
               <w:tab/>
             </w:r>
@@ -1712,7 +1968,7 @@
                 <w:noProof/>
                 <w:webHidden/>
               </w:rPr>
-              <w:instrText xml:space="preserve"> PAGEREF _Toc240677758 \h </w:instrText>
+              <w:instrText xml:space="preserve"> PAGEREF _Toc240699304 \h </w:instrText>
             </w:r>
             <w:r>
               <w:rPr>
@@ -1732,7 +1988,7 @@
                 <w:noProof/>
                 <w:webHidden/>
               </w:rPr>
-              <w:t>11</w:t>
+              <w:t>12</w:t>
             </w:r>
             <w:r>
               <w:rPr>
@@ -1747,15 +2003,19 @@
           <w:pPr>
             <w:pStyle w:val="TOC2"/>
             <w:tabs>
-              <w:tab w:val="left" w:pos="960"/>
+              <w:tab w:val="left" w:pos="880"/>
               <w:tab w:val="right" w:leader="dot" w:pos="9350"/>
             </w:tabs>
             <w:rPr>
               <w:rFonts w:eastAsiaTheme="minorEastAsia"/>
               <w:noProof/>
+              <w:kern w:val="0"/>
+              <w:sz w:val="22"/>
+              <w:szCs w:val="22"/>
+              <w14:ligatures w14:val="none"/>
             </w:rPr>
           </w:pPr>
-          <w:hyperlink w:anchor="_Toc240677759" w:history="1">
+          <w:hyperlink w:anchor="_Toc240699305" w:history="1">
             <w:r>
               <w:rPr>
                 <w:rStyle w:val="Hyperlink"/>
@@ -1767,6 +2027,10 @@
               <w:rPr>
                 <w:rFonts w:eastAsiaTheme="minorEastAsia"/>
                 <w:noProof/>
+                <w:kern w:val="0"/>
+                <w:sz w:val="22"/>
+                <w:szCs w:val="22"/>
+                <w14:ligatures w14:val="none"/>
               </w:rPr>
               <w:tab/>
             </w:r>
@@ -1796,7 +2060,7 @@
                 <w:noProof/>
                 <w:webHidden/>
               </w:rPr>
-              <w:instrText xml:space="preserve"> PAGEREF _Toc240677759 \h </w:instrText>
+              <w:instrText xml:space="preserve"> PAGEREF _Toc240699305 \h </w:instrText>
             </w:r>
             <w:r>
               <w:rPr>
@@ -1816,7 +2080,7 @@
                 <w:noProof/>
                 <w:webHidden/>
               </w:rPr>
-              <w:t>11</w:t>
+              <w:t>12</w:t>
             </w:r>
             <w:r>
               <w:rPr>
@@ -1831,15 +2095,19 @@
           <w:pPr>
             <w:pStyle w:val="TOC3"/>
             <w:tabs>
-              <w:tab w:val="left" w:pos="1440"/>
+              <w:tab w:val="left" w:pos="1320"/>
               <w:tab w:val="right" w:leader="dot" w:pos="9350"/>
             </w:tabs>
             <w:rPr>
               <w:rFonts w:eastAsiaTheme="minorEastAsia"/>
               <w:noProof/>
+              <w:kern w:val="0"/>
+              <w:sz w:val="22"/>
+              <w:szCs w:val="22"/>
+              <w14:ligatures w14:val="none"/>
             </w:rPr>
           </w:pPr>
-          <w:hyperlink w:anchor="_Toc240677760" w:history="1">
+          <w:hyperlink w:anchor="_Toc240699306" w:history="1">
             <w:r>
               <w:rPr>
                 <w:rStyle w:val="Hyperlink"/>
@@ -1851,6 +2119,10 @@
               <w:rPr>
                 <w:rFonts w:eastAsiaTheme="minorEastAsia"/>
                 <w:noProof/>
+                <w:kern w:val="0"/>
+                <w:sz w:val="22"/>
+                <w:szCs w:val="22"/>
+                <w14:ligatures w14:val="none"/>
               </w:rPr>
               <w:tab/>
             </w:r>
@@ -1880,7 +2152,7 @@
                 <w:noProof/>
                 <w:webHidden/>
               </w:rPr>
-              <w:instrText xml:space="preserve"> PAGEREF _Toc240677760 \h </w:instrText>
+              <w:instrText xml:space="preserve"> PAGEREF _Toc240699306 \h </w:instrText>
             </w:r>
             <w:r>
               <w:rPr>
@@ -1900,7 +2172,7 @@
                 <w:noProof/>
                 <w:webHidden/>
               </w:rPr>
-              <w:t>11</w:t>
+              <w:t>12</w:t>
             </w:r>
             <w:r>
               <w:rPr>
@@ -1915,15 +2187,19 @@
           <w:pPr>
             <w:pStyle w:val="TOC3"/>
             <w:tabs>
-              <w:tab w:val="left" w:pos="1440"/>
+              <w:tab w:val="left" w:pos="1320"/>
               <w:tab w:val="right" w:leader="dot" w:pos="9350"/>
             </w:tabs>
             <w:rPr>
               <w:rFonts w:eastAsiaTheme="minorEastAsia"/>
               <w:noProof/>
+              <w:kern w:val="0"/>
+              <w:sz w:val="22"/>
+              <w:szCs w:val="22"/>
+              <w14:ligatures w14:val="none"/>
             </w:rPr>
           </w:pPr>
-          <w:hyperlink w:anchor="_Toc240677761" w:history="1">
+          <w:hyperlink w:anchor="_Toc240699307" w:history="1">
             <w:r>
               <w:rPr>
                 <w:rStyle w:val="Hyperlink"/>
@@ -1935,6 +2211,10 @@
               <w:rPr>
                 <w:rFonts w:eastAsiaTheme="minorEastAsia"/>
                 <w:noProof/>
+                <w:kern w:val="0"/>
+                <w:sz w:val="22"/>
+                <w:szCs w:val="22"/>
+                <w14:ligatures w14:val="none"/>
               </w:rPr>
               <w:tab/>
             </w:r>
@@ -1964,7 +2244,7 @@
                 <w:noProof/>
                 <w:webHidden/>
               </w:rPr>
-              <w:instrText xml:space="preserve"> PAGEREF _Toc240677761 \h </w:instrText>
+              <w:instrText xml:space="preserve"> PAGEREF _Toc240699307 \h </w:instrText>
             </w:r>
             <w:r>
               <w:rPr>
@@ -1984,7 +2264,7 @@
                 <w:noProof/>
                 <w:webHidden/>
               </w:rPr>
-              <w:t>11</w:t>
+              <w:t>12</w:t>
             </w:r>
             <w:r>
               <w:rPr>
@@ -1999,15 +2279,19 @@
           <w:pPr>
             <w:pStyle w:val="TOC2"/>
             <w:tabs>
-              <w:tab w:val="left" w:pos="960"/>
+              <w:tab w:val="left" w:pos="880"/>
               <w:tab w:val="right" w:leader="dot" w:pos="9350"/>
             </w:tabs>
             <w:rPr>
               <w:rFonts w:eastAsiaTheme="minorEastAsia"/>
               <w:noProof/>
+              <w:kern w:val="0"/>
+              <w:sz w:val="22"/>
+              <w:szCs w:val="22"/>
+              <w14:ligatures w14:val="none"/>
             </w:rPr>
           </w:pPr>
-          <w:hyperlink w:anchor="_Toc240677762" w:history="1">
+          <w:hyperlink w:anchor="_Toc240699308" w:history="1">
             <w:r>
               <w:rPr>
                 <w:rStyle w:val="Hyperlink"/>
@@ -2019,6 +2303,10 @@
               <w:rPr>
                 <w:rFonts w:eastAsiaTheme="minorEastAsia"/>
                 <w:noProof/>
+                <w:kern w:val="0"/>
+                <w:sz w:val="22"/>
+                <w:szCs w:val="22"/>
+                <w14:ligatures w14:val="none"/>
               </w:rPr>
               <w:tab/>
             </w:r>
@@ -2048,7 +2336,7 @@
                 <w:noProof/>
                 <w:webHidden/>
               </w:rPr>
-              <w:instrText xml:space="preserve"> PAGEREF _Toc240677762 \h </w:instrText>
+              <w:instrText xml:space="preserve"> PAGEREF _Toc240699308 \h </w:instrText>
             </w:r>
             <w:r>
               <w:rPr>
@@ -2068,7 +2356,7 @@
                 <w:noProof/>
                 <w:webHidden/>
               </w:rPr>
-              <w:t>11</w:t>
+              <w:t>12</w:t>
             </w:r>
             <w:r>
               <w:rPr>
@@ -2083,15 +2371,19 @@
           <w:pPr>
             <w:pStyle w:val="TOC3"/>
             <w:tabs>
-              <w:tab w:val="left" w:pos="1440"/>
+              <w:tab w:val="left" w:pos="1320"/>
               <w:tab w:val="right" w:leader="dot" w:pos="9350"/>
             </w:tabs>
             <w:rPr>
               <w:rFonts w:eastAsiaTheme="minorEastAsia"/>
               <w:noProof/>
+              <w:kern w:val="0"/>
+              <w:sz w:val="22"/>
+              <w:szCs w:val="22"/>
+              <w14:ligatures w14:val="none"/>
             </w:rPr>
           </w:pPr>
-          <w:hyperlink w:anchor="_Toc240677763" w:history="1">
+          <w:hyperlink w:anchor="_Toc240699309" w:history="1">
             <w:r>
               <w:rPr>
                 <w:rStyle w:val="Hyperlink"/>
@@ -2103,6 +2395,10 @@
               <w:rPr>
                 <w:rFonts w:eastAsiaTheme="minorEastAsia"/>
                 <w:noProof/>
+                <w:kern w:val="0"/>
+                <w:sz w:val="22"/>
+                <w:szCs w:val="22"/>
+                <w14:ligatures w14:val="none"/>
               </w:rPr>
               <w:tab/>
             </w:r>
@@ -2132,7 +2428,7 @@
                 <w:noProof/>
                 <w:webHidden/>
               </w:rPr>
-              <w:instrText xml:space="preserve"> PAGEREF _Toc240677763 \h </w:instrText>
+              <w:instrText xml:space="preserve"> PAGEREF _Toc240699309 \h </w:instrText>
             </w:r>
             <w:r>
               <w:rPr>
@@ -2152,7 +2448,7 @@
                 <w:noProof/>
                 <w:webHidden/>
               </w:rPr>
-              <w:t>11</w:t>
+              <w:t>12</w:t>
             </w:r>
             <w:r>
               <w:rPr>
@@ -2167,15 +2463,19 @@
           <w:pPr>
             <w:pStyle w:val="TOC3"/>
             <w:tabs>
-              <w:tab w:val="left" w:pos="1440"/>
+              <w:tab w:val="left" w:pos="1320"/>
               <w:tab w:val="right" w:leader="dot" w:pos="9350"/>
             </w:tabs>
             <w:rPr>
               <w:rFonts w:eastAsiaTheme="minorEastAsia"/>
               <w:noProof/>
+              <w:kern w:val="0"/>
+              <w:sz w:val="22"/>
+              <w:szCs w:val="22"/>
+              <w14:ligatures w14:val="none"/>
             </w:rPr>
           </w:pPr>
-          <w:hyperlink w:anchor="_Toc240677764" w:history="1">
+          <w:hyperlink w:anchor="_Toc240699310" w:history="1">
             <w:r>
               <w:rPr>
                 <w:rStyle w:val="Hyperlink"/>
@@ -2187,6 +2487,10 @@
               <w:rPr>
                 <w:rFonts w:eastAsiaTheme="minorEastAsia"/>
                 <w:noProof/>
+                <w:kern w:val="0"/>
+                <w:sz w:val="22"/>
+                <w:szCs w:val="22"/>
+                <w14:ligatures w14:val="none"/>
               </w:rPr>
               <w:tab/>
             </w:r>
@@ -2216,7 +2520,7 @@
                 <w:noProof/>
                 <w:webHidden/>
               </w:rPr>
-              <w:instrText xml:space="preserve"> PAGEREF _Toc240677764 \h </w:instrText>
+              <w:instrText xml:space="preserve"> PAGEREF _Toc240699310 \h </w:instrText>
             </w:r>
             <w:r>
               <w:rPr>
@@ -2236,7 +2540,7 @@
                 <w:noProof/>
                 <w:webHidden/>
               </w:rPr>
-              <w:t>11</w:t>
+              <w:t>12</w:t>
             </w:r>
             <w:r>
               <w:rPr>
@@ -2251,15 +2555,19 @@
           <w:pPr>
             <w:pStyle w:val="TOC3"/>
             <w:tabs>
-              <w:tab w:val="left" w:pos="1440"/>
+              <w:tab w:val="left" w:pos="1320"/>
               <w:tab w:val="right" w:leader="dot" w:pos="9350"/>
             </w:tabs>
             <w:rPr>
               <w:rFonts w:eastAsiaTheme="minorEastAsia"/>
               <w:noProof/>
+              <w:kern w:val="0"/>
+              <w:sz w:val="22"/>
+              <w:szCs w:val="22"/>
+              <w14:ligatures w14:val="none"/>
             </w:rPr>
           </w:pPr>
-          <w:hyperlink w:anchor="_Toc240677765" w:history="1">
+          <w:hyperlink w:anchor="_Toc240699311" w:history="1">
             <w:r>
               <w:rPr>
                 <w:rStyle w:val="Hyperlink"/>
@@ -2271,6 +2579,10 @@
               <w:rPr>
                 <w:rFonts w:eastAsiaTheme="minorEastAsia"/>
                 <w:noProof/>
+                <w:kern w:val="0"/>
+                <w:sz w:val="22"/>
+                <w:szCs w:val="22"/>
+                <w14:ligatures w14:val="none"/>
               </w:rPr>
               <w:tab/>
             </w:r>
@@ -2300,7 +2612,7 @@
                 <w:noProof/>
                 <w:webHidden/>
               </w:rPr>
-              <w:instrText xml:space="preserve"> PAGEREF _Toc240677765 \h </w:instrText>
+              <w:instrText xml:space="preserve"> PAGEREF _Toc240699311 \h </w:instrText>
             </w:r>
             <w:r>
               <w:rPr>
@@ -2320,7 +2632,7 @@
                 <w:noProof/>
                 <w:webHidden/>
               </w:rPr>
-              <w:t>11</w:t>
+              <w:t>12</w:t>
             </w:r>
             <w:r>
               <w:rPr>
@@ -2335,15 +2647,19 @@
           <w:pPr>
             <w:pStyle w:val="TOC3"/>
             <w:tabs>
-              <w:tab w:val="left" w:pos="1440"/>
+              <w:tab w:val="left" w:pos="1320"/>
               <w:tab w:val="right" w:leader="dot" w:pos="9350"/>
             </w:tabs>
             <w:rPr>
               <w:rFonts w:eastAsiaTheme="minorEastAsia"/>
               <w:noProof/>
+              <w:kern w:val="0"/>
+              <w:sz w:val="22"/>
+              <w:szCs w:val="22"/>
+              <w14:ligatures w14:val="none"/>
             </w:rPr>
           </w:pPr>
-          <w:hyperlink w:anchor="_Toc240677766" w:history="1">
+          <w:hyperlink w:anchor="_Toc240699312" w:history="1">
             <w:r>
               <w:rPr>
                 <w:rStyle w:val="Hyperlink"/>
@@ -2355,6 +2671,10 @@
               <w:rPr>
                 <w:rFonts w:eastAsiaTheme="minorEastAsia"/>
                 <w:noProof/>
+                <w:kern w:val="0"/>
+                <w:sz w:val="22"/>
+                <w:szCs w:val="22"/>
+                <w14:ligatures w14:val="none"/>
               </w:rPr>
               <w:tab/>
             </w:r>
@@ -2384,7 +2704,7 @@
                 <w:noProof/>
                 <w:webHidden/>
               </w:rPr>
-              <w:instrText xml:space="preserve"> PAGEREF _Toc240677766 \h </w:instrText>
+              <w:instrText xml:space="preserve"> PAGEREF _Toc240699312 \h </w:instrText>
             </w:r>
             <w:r>
               <w:rPr>
@@ -2404,7 +2724,7 @@
                 <w:noProof/>
                 <w:webHidden/>
               </w:rPr>
-              <w:t>11</w:t>
+              <w:t>12</w:t>
             </w:r>
             <w:r>
               <w:rPr>
@@ -2419,15 +2739,19 @@
           <w:pPr>
             <w:pStyle w:val="TOC2"/>
             <w:tabs>
-              <w:tab w:val="left" w:pos="960"/>
+              <w:tab w:val="left" w:pos="880"/>
               <w:tab w:val="right" w:leader="dot" w:pos="9350"/>
             </w:tabs>
             <w:rPr>
               <w:rFonts w:eastAsiaTheme="minorEastAsia"/>
               <w:noProof/>
+              <w:kern w:val="0"/>
+              <w:sz w:val="22"/>
+              <w:szCs w:val="22"/>
+              <w14:ligatures w14:val="none"/>
             </w:rPr>
           </w:pPr>
-          <w:hyperlink w:anchor="_Toc240677767" w:history="1">
+          <w:hyperlink w:anchor="_Toc240699313" w:history="1">
             <w:r>
               <w:rPr>
                 <w:rStyle w:val="Hyperlink"/>
@@ -2439,6 +2763,10 @@
               <w:rPr>
                 <w:rFonts w:eastAsiaTheme="minorEastAsia"/>
                 <w:noProof/>
+                <w:kern w:val="0"/>
+                <w:sz w:val="22"/>
+                <w:szCs w:val="22"/>
+                <w14:ligatures w14:val="none"/>
               </w:rPr>
               <w:tab/>
             </w:r>
@@ -2468,7 +2796,7 @@
                 <w:noProof/>
                 <w:webHidden/>
               </w:rPr>
-              <w:instrText xml:space="preserve"> PAGEREF _Toc240677767 \h </w:instrText>
+              <w:instrText xml:space="preserve"> PAGEREF _Toc240699313 \h </w:instrText>
             </w:r>
             <w:r>
               <w:rPr>
@@ -2488,7 +2816,7 @@
                 <w:noProof/>
                 <w:webHidden/>
               </w:rPr>
-              <w:t>11</w:t>
+              <w:t>12</w:t>
             </w:r>
             <w:r>
               <w:rPr>
@@ -2503,15 +2831,19 @@
           <w:pPr>
             <w:pStyle w:val="TOC3"/>
             <w:tabs>
-              <w:tab w:val="left" w:pos="1440"/>
+              <w:tab w:val="left" w:pos="1320"/>
               <w:tab w:val="right" w:leader="dot" w:pos="9350"/>
             </w:tabs>
             <w:rPr>
               <w:rFonts w:eastAsiaTheme="minorEastAsia"/>
               <w:noProof/>
+              <w:kern w:val="0"/>
+              <w:sz w:val="22"/>
+              <w:szCs w:val="22"/>
+              <w14:ligatures w14:val="none"/>
             </w:rPr>
           </w:pPr>
-          <w:hyperlink w:anchor="_Toc240677768" w:history="1">
+          <w:hyperlink w:anchor="_Toc240699314" w:history="1">
             <w:r>
               <w:rPr>
                 <w:rStyle w:val="Hyperlink"/>
@@ -2523,6 +2855,10 @@
               <w:rPr>
                 <w:rFonts w:eastAsiaTheme="minorEastAsia"/>
                 <w:noProof/>
+                <w:kern w:val="0"/>
+                <w:sz w:val="22"/>
+                <w:szCs w:val="22"/>
+                <w14:ligatures w14:val="none"/>
               </w:rPr>
               <w:tab/>
             </w:r>
@@ -2552,7 +2888,7 @@
                 <w:noProof/>
                 <w:webHidden/>
               </w:rPr>
-              <w:instrText xml:space="preserve"> PAGEREF _Toc240677768 \h </w:instrText>
+              <w:instrText xml:space="preserve"> PAGEREF _Toc240699314 \h </w:instrText>
             </w:r>
             <w:r>
               <w:rPr>
@@ -2572,7 +2908,7 @@
                 <w:noProof/>
                 <w:webHidden/>
               </w:rPr>
-              <w:t>11</w:t>
+              <w:t>12</w:t>
             </w:r>
             <w:r>
               <w:rPr>
@@ -2587,15 +2923,19 @@
           <w:pPr>
             <w:pStyle w:val="TOC3"/>
             <w:tabs>
-              <w:tab w:val="left" w:pos="1440"/>
+              <w:tab w:val="left" w:pos="1320"/>
               <w:tab w:val="right" w:leader="dot" w:pos="9350"/>
             </w:tabs>
             <w:rPr>
               <w:rFonts w:eastAsiaTheme="minorEastAsia"/>
               <w:noProof/>
+              <w:kern w:val="0"/>
+              <w:sz w:val="22"/>
+              <w:szCs w:val="22"/>
+              <w14:ligatures w14:val="none"/>
             </w:rPr>
           </w:pPr>
-          <w:hyperlink w:anchor="_Toc240677769" w:history="1">
+          <w:hyperlink w:anchor="_Toc240699315" w:history="1">
             <w:r>
               <w:rPr>
                 <w:rStyle w:val="Hyperlink"/>
@@ -2607,6 +2947,10 @@
               <w:rPr>
                 <w:rFonts w:eastAsiaTheme="minorEastAsia"/>
                 <w:noProof/>
+                <w:kern w:val="0"/>
+                <w:sz w:val="22"/>
+                <w:szCs w:val="22"/>
+                <w14:ligatures w14:val="none"/>
               </w:rPr>
               <w:tab/>
             </w:r>
@@ -2636,7 +2980,7 @@
                 <w:noProof/>
                 <w:webHidden/>
               </w:rPr>
-              <w:instrText xml:space="preserve"> PAGEREF _Toc240677769 \h </w:instrText>
+              <w:instrText xml:space="preserve"> PAGEREF _Toc240699315 \h </w:instrText>
             </w:r>
             <w:r>
               <w:rPr>
@@ -2656,7 +3000,7 @@
                 <w:noProof/>
                 <w:webHidden/>
               </w:rPr>
-              <w:t>11</w:t>
+              <w:t>12</w:t>
             </w:r>
             <w:r>
               <w:rPr>
@@ -2671,15 +3015,19 @@
           <w:pPr>
             <w:pStyle w:val="TOC1"/>
             <w:tabs>
-              <w:tab w:val="left" w:pos="1440"/>
+              <w:tab w:val="left" w:pos="1320"/>
               <w:tab w:val="right" w:leader="dot" w:pos="9350"/>
             </w:tabs>
             <w:rPr>
               <w:rFonts w:eastAsiaTheme="minorEastAsia"/>
               <w:noProof/>
+              <w:kern w:val="0"/>
+              <w:sz w:val="22"/>
+              <w:szCs w:val="22"/>
+              <w14:ligatures w14:val="none"/>
             </w:rPr>
           </w:pPr>
-          <w:hyperlink w:anchor="_Toc240677770" w:history="1">
+          <w:hyperlink w:anchor="_Toc240699316" w:history="1">
             <w:r>
               <w:rPr>
                 <w:rStyle w:val="Hyperlink"/>
@@ -2691,6 +3039,10 @@
               <w:rPr>
                 <w:rFonts w:eastAsiaTheme="minorEastAsia"/>
                 <w:noProof/>
+                <w:kern w:val="0"/>
+                <w:sz w:val="22"/>
+                <w:szCs w:val="22"/>
+                <w14:ligatures w14:val="none"/>
               </w:rPr>
               <w:tab/>
             </w:r>
@@ -2720,7 +3072,7 @@
                 <w:noProof/>
                 <w:webHidden/>
               </w:rPr>
-              <w:instrText xml:space="preserve"> PAGEREF _Toc240677770 \h </w:instrText>
+              <w:instrText xml:space="preserve"> PAGEREF _Toc240699316 \h </w:instrText>
             </w:r>
             <w:r>
               <w:rPr>
@@ -2740,7 +3092,7 @@
                 <w:noProof/>
                 <w:webHidden/>
               </w:rPr>
-              <w:t>12</w:t>
+              <w:t>13</w:t>
             </w:r>
             <w:r>
               <w:rPr>
@@ -2755,15 +3107,19 @@
           <w:pPr>
             <w:pStyle w:val="TOC2"/>
             <w:tabs>
-              <w:tab w:val="left" w:pos="960"/>
+              <w:tab w:val="left" w:pos="880"/>
               <w:tab w:val="right" w:leader="dot" w:pos="9350"/>
             </w:tabs>
             <w:rPr>
               <w:rFonts w:eastAsiaTheme="minorEastAsia"/>
               <w:noProof/>
+              <w:kern w:val="0"/>
+              <w:sz w:val="22"/>
+              <w:szCs w:val="22"/>
+              <w14:ligatures w14:val="none"/>
             </w:rPr>
           </w:pPr>
-          <w:hyperlink w:anchor="_Toc240677771" w:history="1">
+          <w:hyperlink w:anchor="_Toc240699317" w:history="1">
             <w:r>
               <w:rPr>
                 <w:rStyle w:val="Hyperlink"/>
@@ -2775,6 +3131,10 @@
               <w:rPr>
                 <w:rFonts w:eastAsiaTheme="minorEastAsia"/>
                 <w:noProof/>
+                <w:kern w:val="0"/>
+                <w:sz w:val="22"/>
+                <w:szCs w:val="22"/>
+                <w14:ligatures w14:val="none"/>
               </w:rPr>
               <w:tab/>
             </w:r>
@@ -2804,7 +3164,7 @@
                 <w:noProof/>
                 <w:webHidden/>
               </w:rPr>
-              <w:instrText xml:space="preserve"> PAGEREF _Toc240677771 \h </w:instrText>
+              <w:instrText xml:space="preserve"> PAGEREF _Toc240699317 \h </w:instrText>
             </w:r>
             <w:r>
               <w:rPr>
@@ -2824,7 +3184,7 @@
                 <w:noProof/>
                 <w:webHidden/>
               </w:rPr>
-              <w:t>12</w:t>
+              <w:t>13</w:t>
             </w:r>
             <w:r>
               <w:rPr>
@@ -2839,15 +3199,19 @@
           <w:pPr>
             <w:pStyle w:val="TOC2"/>
             <w:tabs>
-              <w:tab w:val="left" w:pos="960"/>
+              <w:tab w:val="left" w:pos="880"/>
               <w:tab w:val="right" w:leader="dot" w:pos="9350"/>
             </w:tabs>
             <w:rPr>
               <w:rFonts w:eastAsiaTheme="minorEastAsia"/>
               <w:noProof/>
+              <w:kern w:val="0"/>
+              <w:sz w:val="22"/>
+              <w:szCs w:val="22"/>
+              <w14:ligatures w14:val="none"/>
             </w:rPr>
           </w:pPr>
-          <w:hyperlink w:anchor="_Toc240677772" w:history="1">
+          <w:hyperlink w:anchor="_Toc240699318" w:history="1">
             <w:r>
               <w:rPr>
                 <w:rStyle w:val="Hyperlink"/>
@@ -2859,6 +3223,10 @@
               <w:rPr>
                 <w:rFonts w:eastAsiaTheme="minorEastAsia"/>
                 <w:noProof/>
+                <w:kern w:val="0"/>
+                <w:sz w:val="22"/>
+                <w:szCs w:val="22"/>
+                <w14:ligatures w14:val="none"/>
               </w:rPr>
               <w:tab/>
             </w:r>
@@ -2888,7 +3256,7 @@
                 <w:noProof/>
                 <w:webHidden/>
               </w:rPr>
-              <w:instrText xml:space="preserve"> PAGEREF _Toc240677772 \h </w:instrText>
+              <w:instrText xml:space="preserve"> PAGEREF _Toc240699318 \h </w:instrText>
             </w:r>
             <w:r>
               <w:rPr>
@@ -2908,7 +3276,7 @@
                 <w:noProof/>
                 <w:webHidden/>
               </w:rPr>
-              <w:t>12</w:t>
+              <w:t>13</w:t>
             </w:r>
             <w:r>
               <w:rPr>
@@ -2923,15 +3291,19 @@
           <w:pPr>
             <w:pStyle w:val="TOC2"/>
             <w:tabs>
-              <w:tab w:val="left" w:pos="960"/>
+              <w:tab w:val="left" w:pos="880"/>
               <w:tab w:val="right" w:leader="dot" w:pos="9350"/>
             </w:tabs>
             <w:rPr>
               <w:rFonts w:eastAsiaTheme="minorEastAsia"/>
               <w:noProof/>
+              <w:kern w:val="0"/>
+              <w:sz w:val="22"/>
+              <w:szCs w:val="22"/>
+              <w14:ligatures w14:val="none"/>
             </w:rPr>
           </w:pPr>
-          <w:hyperlink w:anchor="_Toc240677773" w:history="1">
+          <w:hyperlink w:anchor="_Toc240699319" w:history="1">
             <w:r>
               <w:rPr>
                 <w:rStyle w:val="Hyperlink"/>
@@ -2943,6 +3315,10 @@
               <w:rPr>
                 <w:rFonts w:eastAsiaTheme="minorEastAsia"/>
                 <w:noProof/>
+                <w:kern w:val="0"/>
+                <w:sz w:val="22"/>
+                <w:szCs w:val="22"/>
+                <w14:ligatures w14:val="none"/>
               </w:rPr>
               <w:tab/>
             </w:r>
@@ -2972,7 +3348,7 @@
                 <w:noProof/>
                 <w:webHidden/>
               </w:rPr>
-              <w:instrText xml:space="preserve"> PAGEREF _Toc240677773 \h </w:instrText>
+              <w:instrText xml:space="preserve"> PAGEREF _Toc240699319 \h </w:instrText>
             </w:r>
             <w:r>
               <w:rPr>
@@ -2992,7 +3368,7 @@
                 <w:noProof/>
                 <w:webHidden/>
               </w:rPr>
-              <w:t>12</w:t>
+              <w:t>13</w:t>
             </w:r>
             <w:r>
               <w:rPr>
@@ -4303,14 +4679,14 @@
       <w:pPr>
         <w:pStyle w:val="Heading1"/>
       </w:pPr>
-      <w:bookmarkStart w:id="0" w:name="_Toc240677420"/>
-      <w:bookmarkStart w:id="1" w:name="_Toc240677739"/>
+      <w:bookmarkStart w:id="1" w:name="_Toc240677420"/>
+      <w:bookmarkStart w:id="2" w:name="_Toc240699284"/>
       <w:r>
         <w:lastRenderedPageBreak/>
         <w:t>GIỚI THIỆU</w:t>
       </w:r>
-      <w:bookmarkEnd w:id="0"/>
       <w:bookmarkEnd w:id="1"/>
+      <w:bookmarkEnd w:id="2"/>
       <w:r>
         <w:t xml:space="preserve"> </w:t>
       </w:r>
@@ -4319,13 +4695,13 @@
       <w:pPr>
         <w:pStyle w:val="Heading2"/>
       </w:pPr>
-      <w:bookmarkStart w:id="2" w:name="_Toc240677421"/>
-      <w:bookmarkStart w:id="3" w:name="_Toc240677740"/>
+      <w:bookmarkStart w:id="3" w:name="_Toc240677421"/>
+      <w:bookmarkStart w:id="4" w:name="_Toc240699285"/>
       <w:r>
         <w:t>Lý do chọn đề tài</w:t>
       </w:r>
-      <w:bookmarkEnd w:id="2"/>
       <w:bookmarkEnd w:id="3"/>
+      <w:bookmarkEnd w:id="4"/>
       <w:r>
         <w:t xml:space="preserve"> </w:t>
       </w:r>
@@ -4334,13 +4710,13 @@
       <w:pPr>
         <w:pStyle w:val="Heading2"/>
       </w:pPr>
-      <w:bookmarkStart w:id="4" w:name="_Toc240677422"/>
-      <w:bookmarkStart w:id="5" w:name="_Toc240677741"/>
+      <w:bookmarkStart w:id="5" w:name="_Toc240677422"/>
+      <w:bookmarkStart w:id="6" w:name="_Toc240699286"/>
       <w:r>
         <w:t>Mục đích nghiên cứu</w:t>
       </w:r>
-      <w:bookmarkEnd w:id="4"/>
       <w:bookmarkEnd w:id="5"/>
+      <w:bookmarkEnd w:id="6"/>
       <w:r>
         <w:t xml:space="preserve"> </w:t>
       </w:r>
@@ -4349,13 +4725,13 @@
       <w:pPr>
         <w:pStyle w:val="Heading2"/>
       </w:pPr>
-      <w:bookmarkStart w:id="6" w:name="_Toc240677423"/>
-      <w:bookmarkStart w:id="7" w:name="_Toc240677742"/>
+      <w:bookmarkStart w:id="7" w:name="_Toc240677423"/>
+      <w:bookmarkStart w:id="8" w:name="_Toc240699287"/>
       <w:r>
         <w:t>Đối tượng, phạm vi nghiên cứu</w:t>
       </w:r>
-      <w:bookmarkEnd w:id="6"/>
       <w:bookmarkEnd w:id="7"/>
+      <w:bookmarkEnd w:id="8"/>
       <w:r>
         <w:t xml:space="preserve"> </w:t>
       </w:r>
@@ -4364,13 +4740,13 @@
       <w:pPr>
         <w:pStyle w:val="Heading3"/>
       </w:pPr>
-      <w:bookmarkStart w:id="8" w:name="_Toc240677424"/>
-      <w:bookmarkStart w:id="9" w:name="_Toc240677743"/>
+      <w:bookmarkStart w:id="9" w:name="_Toc240677424"/>
+      <w:bookmarkStart w:id="10" w:name="_Toc240699288"/>
       <w:r>
         <w:t>Đối tượng nghiên cứu</w:t>
       </w:r>
-      <w:bookmarkEnd w:id="8"/>
       <w:bookmarkEnd w:id="9"/>
+      <w:bookmarkEnd w:id="10"/>
       <w:r>
         <w:t xml:space="preserve"> </w:t>
       </w:r>
@@ -4379,13 +4755,13 @@
       <w:pPr>
         <w:pStyle w:val="Heading3"/>
       </w:pPr>
-      <w:bookmarkStart w:id="10" w:name="_Toc240677425"/>
-      <w:bookmarkStart w:id="11" w:name="_Toc240677744"/>
+      <w:bookmarkStart w:id="11" w:name="_Toc240677425"/>
+      <w:bookmarkStart w:id="12" w:name="_Toc240699289"/>
       <w:r>
         <w:t>Phạm vi nghiên cứu</w:t>
       </w:r>
-      <w:bookmarkEnd w:id="10"/>
       <w:bookmarkEnd w:id="11"/>
+      <w:bookmarkEnd w:id="12"/>
       <w:r>
         <w:t xml:space="preserve"> </w:t>
       </w:r>
@@ -4394,13 +4770,13 @@
       <w:pPr>
         <w:pStyle w:val="Heading2"/>
       </w:pPr>
-      <w:bookmarkStart w:id="12" w:name="_Toc240677426"/>
-      <w:bookmarkStart w:id="13" w:name="_Toc240677745"/>
+      <w:bookmarkStart w:id="13" w:name="_Toc240677426"/>
+      <w:bookmarkStart w:id="14" w:name="_Toc240699290"/>
       <w:r>
         <w:t>Nội dung và phương pháp nghiên cứu</w:t>
       </w:r>
-      <w:bookmarkEnd w:id="12"/>
       <w:bookmarkEnd w:id="13"/>
+      <w:bookmarkEnd w:id="14"/>
       <w:r>
         <w:t xml:space="preserve"> </w:t>
       </w:r>
@@ -4409,28 +4785,41 @@
       <w:pPr>
         <w:pStyle w:val="Heading3"/>
       </w:pPr>
-      <w:bookmarkStart w:id="14" w:name="_Toc240677427"/>
-      <w:bookmarkStart w:id="15" w:name="_Toc240677746"/>
-      <w:r>
-        <w:t>Về lý thuyết Về kỹ thuật</w:t>
-      </w:r>
-      <w:bookmarkEnd w:id="14"/>
+      <w:bookmarkStart w:id="15" w:name="_Toc240677427"/>
+      <w:bookmarkStart w:id="16" w:name="_Toc240699291"/>
+      <w:r>
+        <w:t>Về lý thuyết</w:t>
+      </w:r>
+      <w:bookmarkEnd w:id="16"/>
+      <w:r>
+        <w:t xml:space="preserve"> </w:t>
+      </w:r>
+    </w:p>
+    <w:p>
+      <w:pPr>
+        <w:pStyle w:val="Heading3"/>
+      </w:pPr>
+      <w:bookmarkStart w:id="17" w:name="_Toc240699292"/>
+      <w:r>
+        <w:t>Về kỹ thuật</w:t>
+      </w:r>
       <w:bookmarkEnd w:id="15"/>
+      <w:bookmarkEnd w:id="17"/>
       <w:r>
         <w:t xml:space="preserve"> </w:t>
       </w:r>
     </w:p>
     <w:p>
       <w:pPr>
-        <w:pStyle w:val="Heading3"/>
-      </w:pPr>
-      <w:bookmarkStart w:id="16" w:name="_Toc240677428"/>
-      <w:bookmarkStart w:id="17" w:name="_Toc240677747"/>
+        <w:pStyle w:val="Heading2"/>
+      </w:pPr>
+      <w:bookmarkStart w:id="18" w:name="_Toc240677428"/>
+      <w:bookmarkStart w:id="19" w:name="_Toc240699293"/>
       <w:r>
         <w:t>Các công cụ thực hiện</w:t>
       </w:r>
-      <w:bookmarkEnd w:id="16"/>
-      <w:bookmarkEnd w:id="17"/>
+      <w:bookmarkEnd w:id="18"/>
+      <w:bookmarkEnd w:id="19"/>
       <w:r>
         <w:t xml:space="preserve"> </w:t>
       </w:r>
@@ -4439,59 +4828,39 @@
       <w:pPr>
         <w:pStyle w:val="Caption"/>
       </w:pPr>
-      <w:bookmarkStart w:id="18" w:name="_Toc240677697"/>
+      <w:bookmarkStart w:id="20" w:name="_Toc240677697"/>
       <w:r>
         <w:t>Bảng</w:t>
       </w:r>
       <w:r>
         <w:t xml:space="preserve"> </w:t>
       </w:r>
-      <w:r>
-        <w:fldChar w:fldCharType="begin"/>
-      </w:r>
-      <w:r>
-        <w:instrText xml:space="preserve"> STYLEREF 1 \s </w:instrText>
-      </w:r>
-      <w:r>
-        <w:fldChar w:fldCharType="separate"/>
-      </w:r>
-      <w:r>
-        <w:rPr>
-          <w:noProof/>
-        </w:rPr>
-        <w:t>1</w:t>
-      </w:r>
-      <w:r>
-        <w:fldChar w:fldCharType="end"/>
-      </w:r>
+      <w:fldSimple w:instr=" STYLEREF 1 \s ">
+        <w:r>
+          <w:rPr>
+            <w:noProof/>
+          </w:rPr>
+          <w:t>1</w:t>
+        </w:r>
+      </w:fldSimple>
       <w:r>
         <w:noBreakHyphen/>
       </w:r>
-      <w:r>
-        <w:fldChar w:fldCharType="begin"/>
-      </w:r>
-      <w:r>
-        <w:instrText xml:space="preserve"> SEQ Bảng \* ARABIC \s 1 </w:instrText>
-      </w:r>
-      <w:r>
-        <w:fldChar w:fldCharType="separate"/>
-      </w:r>
-      <w:r>
-        <w:rPr>
-          <w:noProof/>
-        </w:rPr>
-        <w:t>1</w:t>
-      </w:r>
-      <w:r>
-        <w:fldChar w:fldCharType="end"/>
-      </w:r>
+      <w:fldSimple w:instr=" SEQ Bảng \* ARABIC \s 1 ">
+        <w:r>
+          <w:rPr>
+            <w:noProof/>
+          </w:rPr>
+          <w:t>1</w:t>
+        </w:r>
+      </w:fldSimple>
       <w:r>
         <w:t xml:space="preserve">, </w:t>
       </w:r>
       <w:r>
         <w:t>Mô tả các công nghệ thực hiện</w:t>
       </w:r>
-      <w:bookmarkEnd w:id="18"/>
+      <w:bookmarkEnd w:id="20"/>
     </w:p>
     <w:p/>
     <w:p/>
@@ -4513,29 +4882,28 @@
       <w:pPr>
         <w:pStyle w:val="Heading1"/>
       </w:pPr>
-      <w:bookmarkStart w:id="19" w:name="_Toc240677429"/>
-      <w:bookmarkStart w:id="20" w:name="_Toc240677748"/>
-      <w:r>
-        <w:lastRenderedPageBreak/>
+      <w:bookmarkStart w:id="21" w:name="_Toc240677429"/>
+      <w:bookmarkStart w:id="22" w:name="_Toc240699294"/>
+      <w:r>
         <w:t>CƠ SỞ LÝ THUYẾT</w:t>
-      </w:r>
-      <w:bookmarkEnd w:id="19"/>
-      <w:bookmarkEnd w:id="20"/>
-      <w:r>
-        <w:t xml:space="preserve"> </w:t>
-      </w:r>
-    </w:p>
-    <w:p>
-      <w:pPr>
-        <w:pStyle w:val="Heading2"/>
-      </w:pPr>
-      <w:bookmarkStart w:id="21" w:name="_Toc240677430"/>
-      <w:bookmarkStart w:id="22" w:name="_Toc240677749"/>
-      <w:r>
-        <w:t>Hệ điều hành Android</w:t>
       </w:r>
       <w:bookmarkEnd w:id="21"/>
       <w:bookmarkEnd w:id="22"/>
+      <w:r>
+        <w:t xml:space="preserve"> </w:t>
+      </w:r>
+    </w:p>
+    <w:p>
+      <w:pPr>
+        <w:pStyle w:val="Heading2"/>
+      </w:pPr>
+      <w:bookmarkStart w:id="23" w:name="_Toc240677430"/>
+      <w:bookmarkStart w:id="24" w:name="_Toc240699295"/>
+      <w:r>
+        <w:t>Hệ điều hành Android</w:t>
+      </w:r>
+      <w:bookmarkEnd w:id="23"/>
+      <w:bookmarkEnd w:id="24"/>
       <w:r>
         <w:t xml:space="preserve"> </w:t>
       </w:r>
@@ -4555,6 +4923,7 @@
           <w:id w:val="-1725816829"/>
           <w:citation/>
         </w:sdtPr>
+        <w:sdtEndPr/>
         <w:sdtContent>
           <w:r>
             <w:fldChar w:fldCharType="begin"/>
@@ -4581,107 +4950,87 @@
       <w:pPr>
         <w:pStyle w:val="Heading3"/>
       </w:pPr>
-      <w:bookmarkStart w:id="23" w:name="_Toc240677431"/>
-      <w:bookmarkStart w:id="24" w:name="_Toc240677750"/>
+      <w:bookmarkStart w:id="25" w:name="_Toc240677431"/>
+      <w:bookmarkStart w:id="26" w:name="_Toc240699296"/>
       <w:r>
         <w:t>Lịch sử phát triển Android</w:t>
       </w:r>
-      <w:bookmarkEnd w:id="23"/>
-      <w:bookmarkEnd w:id="24"/>
+      <w:bookmarkEnd w:id="25"/>
+      <w:bookmarkEnd w:id="26"/>
     </w:p>
     <w:p>
       <w:pPr>
         <w:pStyle w:val="Caption"/>
       </w:pPr>
-      <w:bookmarkStart w:id="25" w:name="_Toc240677698"/>
+      <w:bookmarkStart w:id="27" w:name="_Toc240677698"/>
       <w:r>
         <w:t xml:space="preserve">Bảng </w:t>
       </w:r>
-      <w:r>
-        <w:fldChar w:fldCharType="begin"/>
-      </w:r>
-      <w:r>
-        <w:instrText xml:space="preserve"> STYLEREF 1 \s </w:instrText>
-      </w:r>
-      <w:r>
-        <w:fldChar w:fldCharType="separate"/>
-      </w:r>
-      <w:r>
-        <w:rPr>
-          <w:noProof/>
-        </w:rPr>
-        <w:t>2</w:t>
-      </w:r>
-      <w:r>
-        <w:fldChar w:fldCharType="end"/>
-      </w:r>
+      <w:fldSimple w:instr=" STYLEREF 1 \s ">
+        <w:r>
+          <w:rPr>
+            <w:noProof/>
+          </w:rPr>
+          <w:t>2</w:t>
+        </w:r>
+      </w:fldSimple>
       <w:r>
         <w:noBreakHyphen/>
       </w:r>
-      <w:r>
-        <w:fldChar w:fldCharType="begin"/>
-      </w:r>
-      <w:r>
-        <w:instrText xml:space="preserve"> SEQ Bảng \* ARABIC \s 1 </w:instrText>
-      </w:r>
-      <w:r>
-        <w:fldChar w:fldCharType="separate"/>
-      </w:r>
-      <w:r>
-        <w:rPr>
-          <w:noProof/>
-        </w:rPr>
-        <w:t>1</w:t>
-      </w:r>
-      <w:r>
-        <w:fldChar w:fldCharType="end"/>
-      </w:r>
+      <w:fldSimple w:instr=" SEQ Bảng \* ARABIC \s 1 ">
+        <w:r>
+          <w:rPr>
+            <w:noProof/>
+          </w:rPr>
+          <w:t>1</w:t>
+        </w:r>
+      </w:fldSimple>
       <w:r>
         <w:t xml:space="preserve"> </w:t>
       </w:r>
       <w:r>
         <w:t>Tóm tắt các phiên bản Android</w:t>
       </w:r>
-      <w:bookmarkEnd w:id="25"/>
+      <w:bookmarkEnd w:id="27"/>
     </w:p>
     <w:p>
       <w:pPr>
         <w:pStyle w:val="Heading3"/>
       </w:pPr>
-      <w:bookmarkStart w:id="26" w:name="_Toc240677432"/>
-      <w:bookmarkStart w:id="27" w:name="_Toc240677751"/>
+      <w:bookmarkStart w:id="28" w:name="_Toc240677432"/>
+      <w:bookmarkStart w:id="29" w:name="_Toc240699297"/>
       <w:r>
         <w:t>Tính năng mở của Android</w:t>
-      </w:r>
-      <w:bookmarkEnd w:id="26"/>
-      <w:bookmarkEnd w:id="27"/>
-    </w:p>
-    <w:p>
-      <w:pPr>
-        <w:pStyle w:val="Heading2"/>
-      </w:pPr>
-      <w:r>
-        <w:t xml:space="preserve"> </w:t>
-      </w:r>
-      <w:bookmarkStart w:id="28" w:name="_Toc240677433"/>
-      <w:bookmarkStart w:id="29" w:name="_Toc240677752"/>
-      <w:r>
-        <w:t>Firebase</w:t>
       </w:r>
       <w:bookmarkEnd w:id="28"/>
       <w:bookmarkEnd w:id="29"/>
     </w:p>
     <w:p>
       <w:pPr>
-        <w:pStyle w:val="Heading3"/>
-      </w:pPr>
-      <w:bookmarkStart w:id="30" w:name="_Toc240677434"/>
-      <w:bookmarkStart w:id="31" w:name="_Toc240677753"/>
-      <w:r>
-        <w:t>Lịch sử phát triển Firebase</w:t>
+        <w:pStyle w:val="Heading2"/>
+      </w:pPr>
+      <w:r>
+        <w:t xml:space="preserve"> </w:t>
+      </w:r>
+      <w:bookmarkStart w:id="30" w:name="_Toc240677433"/>
+      <w:bookmarkStart w:id="31" w:name="_Toc240699298"/>
+      <w:r>
+        <w:t>Firebase</w:t>
       </w:r>
       <w:bookmarkEnd w:id="30"/>
       <w:bookmarkEnd w:id="31"/>
+    </w:p>
+    <w:p>
+      <w:pPr>
+        <w:pStyle w:val="Heading3"/>
+      </w:pPr>
+      <w:bookmarkStart w:id="32" w:name="_Toc240677434"/>
+      <w:bookmarkStart w:id="33" w:name="_Toc240699299"/>
+      <w:r>
+        <w:t>Lịch sử phát triển Firebase</w:t>
+      </w:r>
+      <w:bookmarkEnd w:id="32"/>
+      <w:bookmarkEnd w:id="33"/>
       <w:r>
         <w:t xml:space="preserve"> </w:t>
       </w:r>
@@ -4690,53 +5039,33 @@
       <w:pPr>
         <w:pStyle w:val="Caption"/>
       </w:pPr>
-      <w:bookmarkStart w:id="32" w:name="_Toc240677668"/>
+      <w:bookmarkStart w:id="34" w:name="_Toc240677668"/>
       <w:r>
         <w:t xml:space="preserve">Hình </w:t>
       </w:r>
-      <w:r>
-        <w:fldChar w:fldCharType="begin"/>
-      </w:r>
-      <w:r>
-        <w:instrText xml:space="preserve"> STYLEREF 1 \s </w:instrText>
-      </w:r>
-      <w:r>
-        <w:fldChar w:fldCharType="separate"/>
-      </w:r>
-      <w:r>
-        <w:rPr>
-          <w:noProof/>
-        </w:rPr>
-        <w:t>2</w:t>
-      </w:r>
-      <w:r>
-        <w:fldChar w:fldCharType="end"/>
-      </w:r>
+      <w:fldSimple w:instr=" STYLEREF 1 \s ">
+        <w:r>
+          <w:rPr>
+            <w:noProof/>
+          </w:rPr>
+          <w:t>2</w:t>
+        </w:r>
+      </w:fldSimple>
       <w:r>
         <w:noBreakHyphen/>
       </w:r>
-      <w:r>
-        <w:fldChar w:fldCharType="begin"/>
-      </w:r>
-      <w:r>
-        <w:instrText xml:space="preserve"> SEQ Hình \* ARABIC \s 1 </w:instrText>
-      </w:r>
-      <w:r>
-        <w:fldChar w:fldCharType="separate"/>
-      </w:r>
-      <w:r>
-        <w:rPr>
-          <w:noProof/>
-        </w:rPr>
-        <w:t>1</w:t>
-      </w:r>
-      <w:r>
-        <w:fldChar w:fldCharType="end"/>
-      </w:r>
+      <w:fldSimple w:instr=" SEQ Hình \* ARABIC \s 1 ">
+        <w:r>
+          <w:rPr>
+            <w:noProof/>
+          </w:rPr>
+          <w:t>1</w:t>
+        </w:r>
+      </w:fldSimple>
       <w:r>
         <w:t>, Giới thiệu Firebase</w:t>
       </w:r>
-      <w:bookmarkEnd w:id="32"/>
+      <w:bookmarkEnd w:id="34"/>
       <w:r>
         <w:t xml:space="preserve"> </w:t>
       </w:r>
@@ -4745,13 +5074,13 @@
       <w:pPr>
         <w:pStyle w:val="Heading3"/>
       </w:pPr>
-      <w:bookmarkStart w:id="33" w:name="_Toc240677435"/>
-      <w:bookmarkStart w:id="34" w:name="_Toc240677754"/>
+      <w:bookmarkStart w:id="35" w:name="_Toc240677435"/>
+      <w:bookmarkStart w:id="36" w:name="_Toc240699300"/>
       <w:r>
         <w:t>Các dịch vụ Firebase</w:t>
       </w:r>
-      <w:bookmarkEnd w:id="33"/>
-      <w:bookmarkEnd w:id="34"/>
+      <w:bookmarkEnd w:id="35"/>
+      <w:bookmarkEnd w:id="36"/>
       <w:r>
         <w:t xml:space="preserve"> </w:t>
       </w:r>
@@ -4760,53 +5089,33 @@
       <w:pPr>
         <w:pStyle w:val="Caption"/>
       </w:pPr>
-      <w:bookmarkStart w:id="35" w:name="_Toc240677699"/>
+      <w:bookmarkStart w:id="37" w:name="_Toc240677699"/>
       <w:r>
         <w:t xml:space="preserve">Bảng </w:t>
       </w:r>
-      <w:r>
-        <w:fldChar w:fldCharType="begin"/>
-      </w:r>
-      <w:r>
-        <w:instrText xml:space="preserve"> STYLEREF 1 \s </w:instrText>
-      </w:r>
-      <w:r>
-        <w:fldChar w:fldCharType="separate"/>
-      </w:r>
-      <w:r>
-        <w:rPr>
-          <w:noProof/>
-        </w:rPr>
-        <w:t>2</w:t>
-      </w:r>
-      <w:r>
-        <w:fldChar w:fldCharType="end"/>
-      </w:r>
+      <w:fldSimple w:instr=" STYLEREF 1 \s ">
+        <w:r>
+          <w:rPr>
+            <w:noProof/>
+          </w:rPr>
+          <w:t>2</w:t>
+        </w:r>
+      </w:fldSimple>
       <w:r>
         <w:noBreakHyphen/>
       </w:r>
-      <w:r>
-        <w:fldChar w:fldCharType="begin"/>
-      </w:r>
-      <w:r>
-        <w:instrText xml:space="preserve"> SEQ Bảng \* ARABIC \s 1 </w:instrText>
-      </w:r>
-      <w:r>
-        <w:fldChar w:fldCharType="separate"/>
-      </w:r>
-      <w:r>
-        <w:rPr>
-          <w:noProof/>
-        </w:rPr>
-        <w:t>2</w:t>
-      </w:r>
-      <w:r>
-        <w:fldChar w:fldCharType="end"/>
-      </w:r>
+      <w:fldSimple w:instr=" SEQ Bảng \* ARABIC \s 1 ">
+        <w:r>
+          <w:rPr>
+            <w:noProof/>
+          </w:rPr>
+          <w:t>2</w:t>
+        </w:r>
+      </w:fldSimple>
       <w:r>
         <w:t>, Mô tả các dịch vụ của Firebase</w:t>
       </w:r>
-      <w:bookmarkEnd w:id="35"/>
+      <w:bookmarkEnd w:id="37"/>
       <w:r>
         <w:t xml:space="preserve"> </w:t>
       </w:r>
@@ -4823,6 +5132,7 @@
           <w:id w:val="-649512275"/>
           <w:citation/>
         </w:sdtPr>
+        <w:sdtEndPr/>
         <w:sdtContent>
           <w:r>
             <w:fldChar w:fldCharType="begin"/>
@@ -4846,25 +5156,10 @@
       <w:pPr>
         <w:pStyle w:val="Heading2"/>
       </w:pPr>
-      <w:bookmarkStart w:id="36" w:name="_Toc240677436"/>
-      <w:bookmarkStart w:id="37" w:name="_Toc240677755"/>
+      <w:bookmarkStart w:id="38" w:name="_Toc240677436"/>
+      <w:bookmarkStart w:id="39" w:name="_Toc240699301"/>
       <w:r>
         <w:t>Tìm hiểu về API</w:t>
-      </w:r>
-      <w:bookmarkEnd w:id="36"/>
-      <w:bookmarkEnd w:id="37"/>
-      <w:r>
-        <w:t xml:space="preserve"> </w:t>
-      </w:r>
-    </w:p>
-    <w:p>
-      <w:pPr>
-        <w:pStyle w:val="Heading3"/>
-      </w:pPr>
-      <w:bookmarkStart w:id="38" w:name="_Toc240677437"/>
-      <w:bookmarkStart w:id="39" w:name="_Toc240677756"/>
-      <w:r>
-        <w:t>Khái niệm API</w:t>
       </w:r>
       <w:bookmarkEnd w:id="38"/>
       <w:bookmarkEnd w:id="39"/>
@@ -4874,58 +5169,53 @@
     </w:p>
     <w:p>
       <w:pPr>
+        <w:pStyle w:val="Heading3"/>
+      </w:pPr>
+      <w:bookmarkStart w:id="40" w:name="_Toc240677437"/>
+      <w:bookmarkStart w:id="41" w:name="_Toc240699302"/>
+      <w:r>
+        <w:t>Khái niệm API</w:t>
+      </w:r>
+      <w:bookmarkEnd w:id="40"/>
+      <w:bookmarkEnd w:id="41"/>
+      <w:r>
+        <w:t xml:space="preserve"> </w:t>
+      </w:r>
+    </w:p>
+    <w:p>
+      <w:pPr>
         <w:pStyle w:val="Caption"/>
       </w:pPr>
-      <w:bookmarkStart w:id="40" w:name="_Toc240677700"/>
+      <w:bookmarkStart w:id="42" w:name="_Toc240677700"/>
       <w:r>
         <w:t xml:space="preserve">Bảng </w:t>
       </w:r>
-      <w:r>
-        <w:fldChar w:fldCharType="begin"/>
-      </w:r>
-      <w:r>
-        <w:instrText xml:space="preserve"> STYLEREF 1 \s </w:instrText>
-      </w:r>
-      <w:r>
-        <w:fldChar w:fldCharType="separate"/>
-      </w:r>
-      <w:r>
-        <w:rPr>
-          <w:noProof/>
-        </w:rPr>
-        <w:t>2</w:t>
-      </w:r>
-      <w:r>
-        <w:fldChar w:fldCharType="end"/>
-      </w:r>
+      <w:fldSimple w:instr=" STYLEREF 1 \s ">
+        <w:r>
+          <w:rPr>
+            <w:noProof/>
+          </w:rPr>
+          <w:t>2</w:t>
+        </w:r>
+      </w:fldSimple>
       <w:r>
         <w:noBreakHyphen/>
       </w:r>
-      <w:r>
-        <w:fldChar w:fldCharType="begin"/>
-      </w:r>
-      <w:r>
-        <w:instrText xml:space="preserve"> SEQ Bảng \* ARABIC \s 1 </w:instrText>
-      </w:r>
-      <w:r>
-        <w:fldChar w:fldCharType="separate"/>
-      </w:r>
-      <w:r>
-        <w:rPr>
-          <w:noProof/>
-        </w:rPr>
-        <w:t>3</w:t>
-      </w:r>
-      <w:r>
-        <w:fldChar w:fldCharType="end"/>
-      </w:r>
+      <w:fldSimple w:instr=" SEQ Bảng \* ARABIC \s 1 ">
+        <w:r>
+          <w:rPr>
+            <w:noProof/>
+          </w:rPr>
+          <w:t>3</w:t>
+        </w:r>
+      </w:fldSimple>
       <w:r>
         <w:t xml:space="preserve">, </w:t>
       </w:r>
       <w:r>
         <w:t>Mô tả các ưu điểm và khuyết điểm của API</w:t>
       </w:r>
-      <w:bookmarkEnd w:id="40"/>
+      <w:bookmarkEnd w:id="42"/>
       <w:r>
         <w:t xml:space="preserve"> </w:t>
       </w:r>
@@ -4934,13 +5224,13 @@
       <w:pPr>
         <w:pStyle w:val="Heading3"/>
       </w:pPr>
-      <w:bookmarkStart w:id="41" w:name="_Toc240677438"/>
-      <w:bookmarkStart w:id="42" w:name="_Toc240677757"/>
+      <w:bookmarkStart w:id="43" w:name="_Toc240677438"/>
+      <w:bookmarkStart w:id="44" w:name="_Toc240699303"/>
       <w:r>
         <w:t>Phân loại API</w:t>
       </w:r>
-      <w:bookmarkEnd w:id="41"/>
-      <w:bookmarkEnd w:id="42"/>
+      <w:bookmarkEnd w:id="43"/>
+      <w:bookmarkEnd w:id="44"/>
       <w:r>
         <w:t xml:space="preserve"> </w:t>
       </w:r>
@@ -4954,38 +5244,23 @@
       <w:pPr>
         <w:pStyle w:val="Heading1"/>
       </w:pPr>
-      <w:bookmarkStart w:id="43" w:name="_Toc240677439"/>
-      <w:bookmarkStart w:id="44" w:name="_Toc240677758"/>
+      <w:bookmarkStart w:id="45" w:name="_Toc240677439"/>
+      <w:bookmarkStart w:id="46" w:name="_Toc240699304"/>
       <w:r>
         <w:lastRenderedPageBreak/>
         <w:t>NỘI DUNG VÀ KẾT QUẢ NGHIÊN CỨU</w:t>
       </w:r>
-      <w:bookmarkEnd w:id="43"/>
-      <w:bookmarkEnd w:id="44"/>
-    </w:p>
-    <w:p>
-      <w:pPr>
-        <w:pStyle w:val="Heading2"/>
-      </w:pPr>
-      <w:bookmarkStart w:id="45" w:name="_Toc240677440"/>
-      <w:bookmarkStart w:id="46" w:name="_Toc240677759"/>
-      <w:r>
-        <w:t>Đặc tả hệ thống</w:t>
-      </w:r>
       <w:bookmarkEnd w:id="45"/>
       <w:bookmarkEnd w:id="46"/>
-      <w:r>
-        <w:t xml:space="preserve"> </w:t>
-      </w:r>
-    </w:p>
-    <w:p>
-      <w:pPr>
-        <w:pStyle w:val="Heading3"/>
-      </w:pPr>
-      <w:bookmarkStart w:id="47" w:name="_Toc240677441"/>
-      <w:bookmarkStart w:id="48" w:name="_Toc240677760"/>
-      <w:r>
-        <w:t>Đối tượng quản trị viên</w:t>
+    </w:p>
+    <w:p>
+      <w:pPr>
+        <w:pStyle w:val="Heading2"/>
+      </w:pPr>
+      <w:bookmarkStart w:id="47" w:name="_Toc240677440"/>
+      <w:bookmarkStart w:id="48" w:name="_Toc240699305"/>
+      <w:r>
+        <w:t>Đặc tả hệ thống</w:t>
       </w:r>
       <w:bookmarkEnd w:id="47"/>
       <w:bookmarkEnd w:id="48"/>
@@ -4995,58 +5270,53 @@
     </w:p>
     <w:p>
       <w:pPr>
+        <w:pStyle w:val="Heading3"/>
+      </w:pPr>
+      <w:bookmarkStart w:id="49" w:name="_Toc240677441"/>
+      <w:bookmarkStart w:id="50" w:name="_Toc240699306"/>
+      <w:r>
+        <w:t>Đối tượng quản trị viên</w:t>
+      </w:r>
+      <w:bookmarkEnd w:id="49"/>
+      <w:bookmarkEnd w:id="50"/>
+      <w:r>
+        <w:t xml:space="preserve"> </w:t>
+      </w:r>
+    </w:p>
+    <w:p>
+      <w:pPr>
         <w:pStyle w:val="Caption"/>
       </w:pPr>
-      <w:bookmarkStart w:id="49" w:name="_Toc240677701"/>
+      <w:bookmarkStart w:id="51" w:name="_Toc240677701"/>
       <w:r>
         <w:t xml:space="preserve">Bảng </w:t>
       </w:r>
-      <w:r>
-        <w:fldChar w:fldCharType="begin"/>
-      </w:r>
-      <w:r>
-        <w:instrText xml:space="preserve"> STYLEREF 1 \s </w:instrText>
-      </w:r>
-      <w:r>
-        <w:fldChar w:fldCharType="separate"/>
-      </w:r>
-      <w:r>
-        <w:rPr>
-          <w:noProof/>
-        </w:rPr>
-        <w:t>3</w:t>
-      </w:r>
-      <w:r>
-        <w:fldChar w:fldCharType="end"/>
-      </w:r>
+      <w:fldSimple w:instr=" STYLEREF 1 \s ">
+        <w:r>
+          <w:rPr>
+            <w:noProof/>
+          </w:rPr>
+          <w:t>3</w:t>
+        </w:r>
+      </w:fldSimple>
       <w:r>
         <w:noBreakHyphen/>
       </w:r>
-      <w:r>
-        <w:fldChar w:fldCharType="begin"/>
-      </w:r>
-      <w:r>
-        <w:instrText xml:space="preserve"> SEQ Bảng \* ARABIC \s 1 </w:instrText>
-      </w:r>
-      <w:r>
-        <w:fldChar w:fldCharType="separate"/>
-      </w:r>
-      <w:r>
-        <w:rPr>
-          <w:noProof/>
-        </w:rPr>
-        <w:t>1</w:t>
-      </w:r>
-      <w:r>
-        <w:fldChar w:fldCharType="end"/>
-      </w:r>
+      <w:fldSimple w:instr=" SEQ Bảng \* ARABIC \s 1 ">
+        <w:r>
+          <w:rPr>
+            <w:noProof/>
+          </w:rPr>
+          <w:t>1</w:t>
+        </w:r>
+      </w:fldSimple>
       <w:r>
         <w:t>,</w:t>
       </w:r>
       <w:r>
         <w:t>Mô tả đối tượng và quyền của quản trị viên</w:t>
       </w:r>
-      <w:bookmarkEnd w:id="49"/>
+      <w:bookmarkEnd w:id="51"/>
       <w:r>
         <w:t xml:space="preserve"> </w:t>
       </w:r>
@@ -5055,13 +5325,13 @@
       <w:pPr>
         <w:pStyle w:val="Heading3"/>
       </w:pPr>
-      <w:bookmarkStart w:id="50" w:name="_Toc240677442"/>
-      <w:bookmarkStart w:id="51" w:name="_Toc240677761"/>
+      <w:bookmarkStart w:id="52" w:name="_Toc240677442"/>
+      <w:bookmarkStart w:id="53" w:name="_Toc240699307"/>
       <w:r>
         <w:t>Đối tượng người dùng</w:t>
       </w:r>
-      <w:bookmarkEnd w:id="50"/>
-      <w:bookmarkEnd w:id="51"/>
+      <w:bookmarkEnd w:id="52"/>
+      <w:bookmarkEnd w:id="53"/>
       <w:r>
         <w:t xml:space="preserve"> </w:t>
       </w:r>
@@ -5070,59 +5340,39 @@
       <w:pPr>
         <w:pStyle w:val="Caption"/>
       </w:pPr>
-      <w:bookmarkStart w:id="52" w:name="_Toc240677702"/>
+      <w:bookmarkStart w:id="54" w:name="_Toc240677702"/>
       <w:r>
         <w:t>Bảng</w:t>
       </w:r>
       <w:r>
         <w:t xml:space="preserve"> </w:t>
       </w:r>
-      <w:r>
-        <w:fldChar w:fldCharType="begin"/>
-      </w:r>
-      <w:r>
-        <w:instrText xml:space="preserve"> STYLEREF 1 \s </w:instrText>
-      </w:r>
-      <w:r>
-        <w:fldChar w:fldCharType="separate"/>
-      </w:r>
-      <w:r>
-        <w:rPr>
-          <w:noProof/>
-        </w:rPr>
-        <w:t>3</w:t>
-      </w:r>
-      <w:r>
-        <w:fldChar w:fldCharType="end"/>
-      </w:r>
+      <w:fldSimple w:instr=" STYLEREF 1 \s ">
+        <w:r>
+          <w:rPr>
+            <w:noProof/>
+          </w:rPr>
+          <w:t>3</w:t>
+        </w:r>
+      </w:fldSimple>
       <w:r>
         <w:noBreakHyphen/>
       </w:r>
-      <w:r>
-        <w:fldChar w:fldCharType="begin"/>
-      </w:r>
-      <w:r>
-        <w:instrText xml:space="preserve"> SEQ Bảng \* ARABIC \s 1 </w:instrText>
-      </w:r>
-      <w:r>
-        <w:fldChar w:fldCharType="separate"/>
-      </w:r>
-      <w:r>
-        <w:rPr>
-          <w:noProof/>
-        </w:rPr>
-        <w:t>2</w:t>
-      </w:r>
-      <w:r>
-        <w:fldChar w:fldCharType="end"/>
-      </w:r>
+      <w:fldSimple w:instr=" SEQ Bảng \* ARABIC \s 1 ">
+        <w:r>
+          <w:rPr>
+            <w:noProof/>
+          </w:rPr>
+          <w:t>2</w:t>
+        </w:r>
+      </w:fldSimple>
       <w:r>
         <w:t xml:space="preserve">, </w:t>
       </w:r>
       <w:r>
         <w:t>Mô tả đối tượng và quyền của người dùng</w:t>
       </w:r>
-      <w:bookmarkEnd w:id="52"/>
+      <w:bookmarkEnd w:id="54"/>
       <w:r>
         <w:t xml:space="preserve"> </w:t>
       </w:r>
@@ -5131,13 +5381,13 @@
       <w:pPr>
         <w:pStyle w:val="Heading2"/>
       </w:pPr>
-      <w:bookmarkStart w:id="53" w:name="_Toc240677443"/>
-      <w:bookmarkStart w:id="54" w:name="_Toc240677762"/>
+      <w:bookmarkStart w:id="55" w:name="_Toc240677443"/>
+      <w:bookmarkStart w:id="56" w:name="_Toc240699308"/>
       <w:r>
         <w:t>Phân tích hệ thống</w:t>
       </w:r>
-      <w:bookmarkEnd w:id="53"/>
-      <w:bookmarkEnd w:id="54"/>
+      <w:bookmarkEnd w:id="55"/>
+      <w:bookmarkEnd w:id="56"/>
       <w:r>
         <w:t xml:space="preserve"> </w:t>
       </w:r>
@@ -5146,59 +5396,39 @@
       <w:pPr>
         <w:pStyle w:val="Caption"/>
       </w:pPr>
-      <w:bookmarkStart w:id="55" w:name="_Toc240677703"/>
+      <w:bookmarkStart w:id="57" w:name="_Toc240677703"/>
       <w:r>
         <w:t>Bảng</w:t>
       </w:r>
       <w:r>
         <w:t xml:space="preserve"> </w:t>
       </w:r>
-      <w:r>
-        <w:fldChar w:fldCharType="begin"/>
-      </w:r>
-      <w:r>
-        <w:instrText xml:space="preserve"> STYLEREF 1 \s </w:instrText>
-      </w:r>
-      <w:r>
-        <w:fldChar w:fldCharType="separate"/>
-      </w:r>
-      <w:r>
-        <w:rPr>
-          <w:noProof/>
-        </w:rPr>
-        <w:t>3</w:t>
-      </w:r>
-      <w:r>
-        <w:fldChar w:fldCharType="end"/>
-      </w:r>
+      <w:fldSimple w:instr=" STYLEREF 1 \s ">
+        <w:r>
+          <w:rPr>
+            <w:noProof/>
+          </w:rPr>
+          <w:t>3</w:t>
+        </w:r>
+      </w:fldSimple>
       <w:r>
         <w:noBreakHyphen/>
       </w:r>
-      <w:r>
-        <w:fldChar w:fldCharType="begin"/>
-      </w:r>
-      <w:r>
-        <w:instrText xml:space="preserve"> SEQ Bảng \* ARABIC \s 1 </w:instrText>
-      </w:r>
-      <w:r>
-        <w:fldChar w:fldCharType="separate"/>
-      </w:r>
-      <w:r>
-        <w:rPr>
-          <w:noProof/>
-        </w:rPr>
-        <w:t>3</w:t>
-      </w:r>
-      <w:r>
-        <w:fldChar w:fldCharType="end"/>
-      </w:r>
+      <w:fldSimple w:instr=" SEQ Bảng \* ARABIC \s 1 ">
+        <w:r>
+          <w:rPr>
+            <w:noProof/>
+          </w:rPr>
+          <w:t>3</w:t>
+        </w:r>
+      </w:fldSimple>
       <w:r>
         <w:t xml:space="preserve">, </w:t>
       </w:r>
       <w:r>
         <w:t>Mô tả các chức năng của hệ thống</w:t>
       </w:r>
-      <w:bookmarkEnd w:id="55"/>
+      <w:bookmarkEnd w:id="57"/>
       <w:r>
         <w:t xml:space="preserve"> </w:t>
       </w:r>
@@ -5207,25 +5437,10 @@
       <w:pPr>
         <w:pStyle w:val="Heading3"/>
       </w:pPr>
-      <w:bookmarkStart w:id="56" w:name="_Toc240677444"/>
-      <w:bookmarkStart w:id="57" w:name="_Toc240677763"/>
+      <w:bookmarkStart w:id="58" w:name="_Toc240677444"/>
+      <w:bookmarkStart w:id="59" w:name="_Toc240699309"/>
       <w:r>
         <w:t>Yêu cầu hệ thống</w:t>
-      </w:r>
-      <w:bookmarkEnd w:id="56"/>
-      <w:bookmarkEnd w:id="57"/>
-      <w:r>
-        <w:t xml:space="preserve"> </w:t>
-      </w:r>
-    </w:p>
-    <w:p>
-      <w:pPr>
-        <w:pStyle w:val="Heading3"/>
-      </w:pPr>
-      <w:bookmarkStart w:id="58" w:name="_Toc240677445"/>
-      <w:bookmarkStart w:id="59" w:name="_Toc240677764"/>
-      <w:r>
-        <w:t>Các tác nhân hệ thống</w:t>
       </w:r>
       <w:bookmarkEnd w:id="58"/>
       <w:bookmarkEnd w:id="59"/>
@@ -5237,10 +5452,10 @@
       <w:pPr>
         <w:pStyle w:val="Heading3"/>
       </w:pPr>
-      <w:bookmarkStart w:id="60" w:name="_Toc240677446"/>
-      <w:bookmarkStart w:id="61" w:name="_Toc240677765"/>
-      <w:r>
-        <w:t>Các Use case hệ thống</w:t>
+      <w:bookmarkStart w:id="60" w:name="_Toc240677445"/>
+      <w:bookmarkStart w:id="61" w:name="_Toc240699310"/>
+      <w:r>
+        <w:t>Các tác nhân hệ thống</w:t>
       </w:r>
       <w:bookmarkEnd w:id="60"/>
       <w:bookmarkEnd w:id="61"/>
@@ -5250,67 +5465,62 @@
     </w:p>
     <w:p>
       <w:pPr>
+        <w:pStyle w:val="Heading3"/>
+      </w:pPr>
+      <w:bookmarkStart w:id="62" w:name="_Toc240677446"/>
+      <w:bookmarkStart w:id="63" w:name="_Toc240699311"/>
+      <w:r>
+        <w:t>Các Use case hệ thống</w:t>
+      </w:r>
+      <w:bookmarkEnd w:id="62"/>
+      <w:bookmarkEnd w:id="63"/>
+      <w:r>
+        <w:t xml:space="preserve"> </w:t>
+      </w:r>
+    </w:p>
+    <w:p>
+      <w:pPr>
         <w:pStyle w:val="Caption"/>
       </w:pPr>
-      <w:bookmarkStart w:id="62" w:name="_Toc240677669"/>
+      <w:bookmarkStart w:id="64" w:name="_Toc240677669"/>
       <w:r>
         <w:t xml:space="preserve">Hình </w:t>
       </w:r>
-      <w:r>
-        <w:fldChar w:fldCharType="begin"/>
-      </w:r>
-      <w:r>
-        <w:instrText xml:space="preserve"> STYLEREF 1 \s </w:instrText>
-      </w:r>
-      <w:r>
-        <w:fldChar w:fldCharType="separate"/>
-      </w:r>
-      <w:r>
-        <w:rPr>
-          <w:noProof/>
-        </w:rPr>
-        <w:t>3</w:t>
-      </w:r>
-      <w:r>
-        <w:fldChar w:fldCharType="end"/>
-      </w:r>
+      <w:fldSimple w:instr=" STYLEREF 1 \s ">
+        <w:r>
+          <w:rPr>
+            <w:noProof/>
+          </w:rPr>
+          <w:t>3</w:t>
+        </w:r>
+      </w:fldSimple>
       <w:r>
         <w:noBreakHyphen/>
       </w:r>
-      <w:r>
-        <w:fldChar w:fldCharType="begin"/>
-      </w:r>
-      <w:r>
-        <w:instrText xml:space="preserve"> SEQ Hình \* ARABIC \s 1 </w:instrText>
-      </w:r>
-      <w:r>
-        <w:fldChar w:fldCharType="separate"/>
-      </w:r>
-      <w:r>
-        <w:rPr>
-          <w:noProof/>
-        </w:rPr>
-        <w:t>1</w:t>
-      </w:r>
-      <w:r>
-        <w:fldChar w:fldCharType="end"/>
-      </w:r>
+      <w:fldSimple w:instr=" SEQ Hình \* ARABIC \s 1 ">
+        <w:r>
+          <w:rPr>
+            <w:noProof/>
+          </w:rPr>
+          <w:t>1</w:t>
+        </w:r>
+      </w:fldSimple>
       <w:r>
         <w:t xml:space="preserve"> Sơ đồ use case hệ thống</w:t>
       </w:r>
-      <w:bookmarkEnd w:id="62"/>
+      <w:bookmarkEnd w:id="64"/>
     </w:p>
     <w:p>
       <w:pPr>
         <w:pStyle w:val="Heading3"/>
       </w:pPr>
-      <w:bookmarkStart w:id="63" w:name="_Toc240677447"/>
-      <w:bookmarkStart w:id="64" w:name="_Toc240677766"/>
+      <w:bookmarkStart w:id="65" w:name="_Toc240677447"/>
+      <w:bookmarkStart w:id="66" w:name="_Toc240699312"/>
       <w:r>
         <w:t>Lưu đồ xử lý chỉnh hệ thống</w:t>
       </w:r>
-      <w:bookmarkEnd w:id="63"/>
-      <w:bookmarkEnd w:id="64"/>
+      <w:bookmarkEnd w:id="65"/>
+      <w:bookmarkEnd w:id="66"/>
       <w:r>
         <w:t xml:space="preserve"> </w:t>
       </w:r>
@@ -5319,53 +5529,33 @@
       <w:pPr>
         <w:pStyle w:val="Caption"/>
       </w:pPr>
-      <w:bookmarkStart w:id="65" w:name="_Toc240677670"/>
+      <w:bookmarkStart w:id="67" w:name="_Toc240677670"/>
       <w:r>
         <w:t xml:space="preserve">Hình </w:t>
       </w:r>
-      <w:r>
-        <w:fldChar w:fldCharType="begin"/>
-      </w:r>
-      <w:r>
-        <w:instrText xml:space="preserve"> STYLEREF 1 \s </w:instrText>
-      </w:r>
-      <w:r>
-        <w:fldChar w:fldCharType="separate"/>
-      </w:r>
-      <w:r>
-        <w:rPr>
-          <w:noProof/>
-        </w:rPr>
-        <w:t>3</w:t>
-      </w:r>
-      <w:r>
-        <w:fldChar w:fldCharType="end"/>
-      </w:r>
+      <w:fldSimple w:instr=" STYLEREF 1 \s ">
+        <w:r>
+          <w:rPr>
+            <w:noProof/>
+          </w:rPr>
+          <w:t>3</w:t>
+        </w:r>
+      </w:fldSimple>
       <w:r>
         <w:noBreakHyphen/>
       </w:r>
-      <w:r>
-        <w:fldChar w:fldCharType="begin"/>
-      </w:r>
-      <w:r>
-        <w:instrText xml:space="preserve"> SEQ Hình \* ARABIC \s 1 </w:instrText>
-      </w:r>
-      <w:r>
-        <w:fldChar w:fldCharType="separate"/>
-      </w:r>
-      <w:r>
-        <w:rPr>
-          <w:noProof/>
-        </w:rPr>
-        <w:t>2</w:t>
-      </w:r>
-      <w:r>
-        <w:fldChar w:fldCharType="end"/>
-      </w:r>
+      <w:fldSimple w:instr=" SEQ Hình \* ARABIC \s 1 ">
+        <w:r>
+          <w:rPr>
+            <w:noProof/>
+          </w:rPr>
+          <w:t>2</w:t>
+        </w:r>
+      </w:fldSimple>
       <w:r>
         <w:t>, Lưu đồ xử lý của hệ thống</w:t>
       </w:r>
-      <w:bookmarkEnd w:id="65"/>
+      <w:bookmarkEnd w:id="67"/>
       <w:r>
         <w:t xml:space="preserve"> </w:t>
       </w:r>
@@ -5374,25 +5564,10 @@
       <w:pPr>
         <w:pStyle w:val="Heading2"/>
       </w:pPr>
-      <w:bookmarkStart w:id="66" w:name="_Toc240677448"/>
-      <w:bookmarkStart w:id="67" w:name="_Toc240677767"/>
+      <w:bookmarkStart w:id="68" w:name="_Toc240677448"/>
+      <w:bookmarkStart w:id="69" w:name="_Toc240699313"/>
       <w:r>
         <w:t>Kết quả nghiên cứu</w:t>
-      </w:r>
-      <w:bookmarkEnd w:id="66"/>
-      <w:bookmarkEnd w:id="67"/>
-      <w:r>
-        <w:t xml:space="preserve"> </w:t>
-      </w:r>
-    </w:p>
-    <w:p>
-      <w:pPr>
-        <w:pStyle w:val="Heading3"/>
-      </w:pPr>
-      <w:bookmarkStart w:id="68" w:name="_Toc240677449"/>
-      <w:bookmarkStart w:id="69" w:name="_Toc240677768"/>
-      <w:r>
-        <w:t>Ứng dụng người dùng</w:t>
       </w:r>
       <w:bookmarkEnd w:id="68"/>
       <w:bookmarkEnd w:id="69"/>
@@ -5402,55 +5577,50 @@
     </w:p>
     <w:p>
       <w:pPr>
+        <w:pStyle w:val="Heading3"/>
+      </w:pPr>
+      <w:bookmarkStart w:id="70" w:name="_Toc240677449"/>
+      <w:bookmarkStart w:id="71" w:name="_Toc240699314"/>
+      <w:r>
+        <w:t>Ứng dụng người dùng</w:t>
+      </w:r>
+      <w:bookmarkEnd w:id="70"/>
+      <w:bookmarkEnd w:id="71"/>
+      <w:r>
+        <w:t xml:space="preserve"> </w:t>
+      </w:r>
+    </w:p>
+    <w:p>
+      <w:pPr>
         <w:pStyle w:val="Caption"/>
       </w:pPr>
-      <w:bookmarkStart w:id="70" w:name="_Toc240677671"/>
+      <w:bookmarkStart w:id="72" w:name="_Toc240677671"/>
       <w:r>
         <w:t xml:space="preserve">Hình </w:t>
       </w:r>
-      <w:r>
-        <w:fldChar w:fldCharType="begin"/>
-      </w:r>
-      <w:r>
-        <w:instrText xml:space="preserve"> STYLEREF 1 \s </w:instrText>
-      </w:r>
-      <w:r>
-        <w:fldChar w:fldCharType="separate"/>
-      </w:r>
-      <w:r>
-        <w:rPr>
-          <w:noProof/>
-        </w:rPr>
-        <w:t>3</w:t>
-      </w:r>
-      <w:r>
-        <w:fldChar w:fldCharType="end"/>
-      </w:r>
+      <w:fldSimple w:instr=" STYLEREF 1 \s ">
+        <w:r>
+          <w:rPr>
+            <w:noProof/>
+          </w:rPr>
+          <w:t>3</w:t>
+        </w:r>
+      </w:fldSimple>
       <w:r>
         <w:noBreakHyphen/>
       </w:r>
-      <w:r>
-        <w:fldChar w:fldCharType="begin"/>
-      </w:r>
-      <w:r>
-        <w:instrText xml:space="preserve"> SEQ Hình \* ARABIC \s 1 </w:instrText>
-      </w:r>
-      <w:r>
-        <w:fldChar w:fldCharType="separate"/>
-      </w:r>
-      <w:r>
-        <w:rPr>
-          <w:noProof/>
-        </w:rPr>
-        <w:t>3</w:t>
-      </w:r>
-      <w:r>
-        <w:fldChar w:fldCharType="end"/>
-      </w:r>
+      <w:fldSimple w:instr=" SEQ Hình \* ARABIC \s 1 ">
+        <w:r>
+          <w:rPr>
+            <w:noProof/>
+          </w:rPr>
+          <w:t>3</w:t>
+        </w:r>
+      </w:fldSimple>
       <w:r>
         <w:t>, Giao diện chính người dùng</w:t>
       </w:r>
-      <w:bookmarkEnd w:id="70"/>
+      <w:bookmarkEnd w:id="72"/>
       <w:r>
         <w:t xml:space="preserve"> </w:t>
       </w:r>
@@ -5459,56 +5629,36 @@
       <w:pPr>
         <w:pStyle w:val="Caption"/>
       </w:pPr>
-      <w:bookmarkStart w:id="71" w:name="_Toc240677672"/>
+      <w:bookmarkStart w:id="73" w:name="_Toc240677672"/>
       <w:r>
         <w:t xml:space="preserve">Hình </w:t>
       </w:r>
-      <w:r>
-        <w:fldChar w:fldCharType="begin"/>
-      </w:r>
-      <w:r>
-        <w:instrText xml:space="preserve"> STYLEREF 1 \s </w:instrText>
-      </w:r>
-      <w:r>
-        <w:fldChar w:fldCharType="separate"/>
-      </w:r>
-      <w:r>
-        <w:rPr>
-          <w:noProof/>
-        </w:rPr>
-        <w:t>3</w:t>
-      </w:r>
-      <w:r>
-        <w:fldChar w:fldCharType="end"/>
-      </w:r>
+      <w:fldSimple w:instr=" STYLEREF 1 \s ">
+        <w:r>
+          <w:rPr>
+            <w:noProof/>
+          </w:rPr>
+          <w:t>3</w:t>
+        </w:r>
+      </w:fldSimple>
       <w:r>
         <w:noBreakHyphen/>
       </w:r>
-      <w:r>
-        <w:fldChar w:fldCharType="begin"/>
-      </w:r>
-      <w:r>
-        <w:instrText xml:space="preserve"> SEQ Hình \* ARABIC \s 1 </w:instrText>
-      </w:r>
-      <w:r>
-        <w:fldChar w:fldCharType="separate"/>
-      </w:r>
-      <w:r>
-        <w:rPr>
-          <w:noProof/>
-        </w:rPr>
-        <w:t>4</w:t>
-      </w:r>
-      <w:r>
-        <w:fldChar w:fldCharType="end"/>
-      </w:r>
+      <w:fldSimple w:instr=" SEQ Hình \* ARABIC \s 1 ">
+        <w:r>
+          <w:rPr>
+            <w:noProof/>
+          </w:rPr>
+          <w:t>4</w:t>
+        </w:r>
+      </w:fldSimple>
       <w:r>
         <w:t xml:space="preserve">, </w:t>
       </w:r>
       <w:r>
         <w:t>Mô tả các nút chức năng</w:t>
       </w:r>
-      <w:bookmarkEnd w:id="71"/>
+      <w:bookmarkEnd w:id="73"/>
       <w:r>
         <w:t xml:space="preserve"> </w:t>
       </w:r>
@@ -5517,53 +5667,33 @@
       <w:pPr>
         <w:pStyle w:val="Caption"/>
       </w:pPr>
-      <w:bookmarkStart w:id="72" w:name="_Toc240677673"/>
+      <w:bookmarkStart w:id="74" w:name="_Toc240677673"/>
       <w:r>
         <w:t xml:space="preserve">Hình </w:t>
       </w:r>
-      <w:r>
-        <w:fldChar w:fldCharType="begin"/>
-      </w:r>
-      <w:r>
-        <w:instrText xml:space="preserve"> STYLEREF 1 \s </w:instrText>
-      </w:r>
-      <w:r>
-        <w:fldChar w:fldCharType="separate"/>
-      </w:r>
-      <w:r>
-        <w:rPr>
-          <w:noProof/>
-        </w:rPr>
-        <w:t>3</w:t>
-      </w:r>
-      <w:r>
-        <w:fldChar w:fldCharType="end"/>
-      </w:r>
+      <w:fldSimple w:instr=" STYLEREF 1 \s ">
+        <w:r>
+          <w:rPr>
+            <w:noProof/>
+          </w:rPr>
+          <w:t>3</w:t>
+        </w:r>
+      </w:fldSimple>
       <w:r>
         <w:noBreakHyphen/>
       </w:r>
-      <w:r>
-        <w:fldChar w:fldCharType="begin"/>
-      </w:r>
-      <w:r>
-        <w:instrText xml:space="preserve"> SEQ Hình \* ARABIC \s 1 </w:instrText>
-      </w:r>
-      <w:r>
-        <w:fldChar w:fldCharType="separate"/>
-      </w:r>
-      <w:r>
-        <w:rPr>
-          <w:noProof/>
-        </w:rPr>
-        <w:t>5</w:t>
-      </w:r>
-      <w:r>
-        <w:fldChar w:fldCharType="end"/>
-      </w:r>
+      <w:fldSimple w:instr=" SEQ Hình \* ARABIC \s 1 ">
+        <w:r>
+          <w:rPr>
+            <w:noProof/>
+          </w:rPr>
+          <w:t>5</w:t>
+        </w:r>
+      </w:fldSimple>
       <w:r>
         <w:t>, Giao diện người dùng đăng nhập</w:t>
       </w:r>
-      <w:bookmarkEnd w:id="72"/>
+      <w:bookmarkEnd w:id="74"/>
       <w:r>
         <w:t xml:space="preserve"> </w:t>
       </w:r>
@@ -5572,13 +5702,13 @@
       <w:pPr>
         <w:pStyle w:val="Heading3"/>
       </w:pPr>
-      <w:bookmarkStart w:id="73" w:name="_Toc240677450"/>
-      <w:bookmarkStart w:id="74" w:name="_Toc240677769"/>
+      <w:bookmarkStart w:id="75" w:name="_Toc240677450"/>
+      <w:bookmarkStart w:id="76" w:name="_Toc240699315"/>
       <w:r>
         <w:t>Ứng dụng quản trị</w:t>
       </w:r>
-      <w:bookmarkEnd w:id="73"/>
-      <w:bookmarkEnd w:id="74"/>
+      <w:bookmarkEnd w:id="75"/>
+      <w:bookmarkEnd w:id="76"/>
       <w:r>
         <w:t xml:space="preserve"> </w:t>
       </w:r>
@@ -5587,53 +5717,33 @@
       <w:pPr>
         <w:pStyle w:val="Caption"/>
       </w:pPr>
-      <w:bookmarkStart w:id="75" w:name="_Toc240677674"/>
+      <w:bookmarkStart w:id="77" w:name="_Toc240677674"/>
       <w:r>
         <w:t xml:space="preserve">Hình </w:t>
       </w:r>
-      <w:r>
-        <w:fldChar w:fldCharType="begin"/>
-      </w:r>
-      <w:r>
-        <w:instrText xml:space="preserve"> STYLEREF 1 \s </w:instrText>
-      </w:r>
-      <w:r>
-        <w:fldChar w:fldCharType="separate"/>
-      </w:r>
-      <w:r>
-        <w:rPr>
-          <w:noProof/>
-        </w:rPr>
-        <w:t>3</w:t>
-      </w:r>
-      <w:r>
-        <w:fldChar w:fldCharType="end"/>
-      </w:r>
+      <w:fldSimple w:instr=" STYLEREF 1 \s ">
+        <w:r>
+          <w:rPr>
+            <w:noProof/>
+          </w:rPr>
+          <w:t>3</w:t>
+        </w:r>
+      </w:fldSimple>
       <w:r>
         <w:noBreakHyphen/>
       </w:r>
-      <w:r>
-        <w:fldChar w:fldCharType="begin"/>
-      </w:r>
-      <w:r>
-        <w:instrText xml:space="preserve"> SEQ Hình \* ARABIC \s 1 </w:instrText>
-      </w:r>
-      <w:r>
-        <w:fldChar w:fldCharType="separate"/>
-      </w:r>
-      <w:r>
-        <w:rPr>
-          <w:noProof/>
-        </w:rPr>
-        <w:t>6</w:t>
-      </w:r>
-      <w:r>
-        <w:fldChar w:fldCharType="end"/>
-      </w:r>
+      <w:fldSimple w:instr=" SEQ Hình \* ARABIC \s 1 ">
+        <w:r>
+          <w:rPr>
+            <w:noProof/>
+          </w:rPr>
+          <w:t>6</w:t>
+        </w:r>
+      </w:fldSimple>
       <w:r>
         <w:t>, Giao diện chính quản trị</w:t>
       </w:r>
-      <w:bookmarkEnd w:id="75"/>
+      <w:bookmarkEnd w:id="77"/>
       <w:r>
         <w:t xml:space="preserve"> </w:t>
       </w:r>
@@ -5642,53 +5752,33 @@
       <w:pPr>
         <w:pStyle w:val="Caption"/>
       </w:pPr>
-      <w:bookmarkStart w:id="76" w:name="_Toc240677675"/>
+      <w:bookmarkStart w:id="78" w:name="_Toc240677675"/>
       <w:r>
         <w:t xml:space="preserve">Hình </w:t>
       </w:r>
-      <w:r>
-        <w:fldChar w:fldCharType="begin"/>
-      </w:r>
-      <w:r>
-        <w:instrText xml:space="preserve"> STYLEREF 1 \s </w:instrText>
-      </w:r>
-      <w:r>
-        <w:fldChar w:fldCharType="separate"/>
-      </w:r>
-      <w:r>
-        <w:rPr>
-          <w:noProof/>
-        </w:rPr>
-        <w:t>3</w:t>
-      </w:r>
-      <w:r>
-        <w:fldChar w:fldCharType="end"/>
-      </w:r>
+      <w:fldSimple w:instr=" STYLEREF 1 \s ">
+        <w:r>
+          <w:rPr>
+            <w:noProof/>
+          </w:rPr>
+          <w:t>3</w:t>
+        </w:r>
+      </w:fldSimple>
       <w:r>
         <w:noBreakHyphen/>
       </w:r>
-      <w:r>
-        <w:fldChar w:fldCharType="begin"/>
-      </w:r>
-      <w:r>
-        <w:instrText xml:space="preserve"> SEQ Hình \* ARABIC \s 1 </w:instrText>
-      </w:r>
-      <w:r>
-        <w:fldChar w:fldCharType="separate"/>
-      </w:r>
-      <w:r>
-        <w:rPr>
-          <w:noProof/>
-        </w:rPr>
-        <w:t>7</w:t>
-      </w:r>
-      <w:r>
-        <w:fldChar w:fldCharType="end"/>
-      </w:r>
+      <w:fldSimple w:instr=" SEQ Hình \* ARABIC \s 1 ">
+        <w:r>
+          <w:rPr>
+            <w:noProof/>
+          </w:rPr>
+          <w:t>7</w:t>
+        </w:r>
+      </w:fldSimple>
       <w:r>
         <w:t>, Giao diện người dùng đăng nhập</w:t>
       </w:r>
-      <w:bookmarkEnd w:id="76"/>
+      <w:bookmarkEnd w:id="78"/>
     </w:p>
     <w:p>
       <w:r>
@@ -5699,56 +5789,56 @@
       <w:pPr>
         <w:pStyle w:val="Heading1"/>
       </w:pPr>
-      <w:bookmarkStart w:id="77" w:name="_Toc240677451"/>
-      <w:bookmarkStart w:id="78" w:name="_Toc240677770"/>
+      <w:bookmarkStart w:id="79" w:name="_Toc240677451"/>
+      <w:bookmarkStart w:id="80" w:name="_Toc240699316"/>
       <w:r>
         <w:lastRenderedPageBreak/>
         <w:t>KẾT LUẬN VÀ HƯỚNG PHÁT TRIỂN</w:t>
       </w:r>
-      <w:bookmarkEnd w:id="77"/>
-      <w:bookmarkEnd w:id="78"/>
-      <w:r>
-        <w:t xml:space="preserve"> </w:t>
-      </w:r>
-    </w:p>
-    <w:p>
-      <w:pPr>
-        <w:pStyle w:val="Heading2"/>
-      </w:pPr>
-      <w:bookmarkStart w:id="79" w:name="_Toc240677452"/>
-      <w:bookmarkStart w:id="80" w:name="_Toc240677771"/>
-      <w:r>
-        <w:t>Kết quả đạt được</w:t>
-      </w:r>
       <w:bookmarkEnd w:id="79"/>
       <w:bookmarkEnd w:id="80"/>
+      <w:r>
+        <w:t xml:space="preserve"> </w:t>
+      </w:r>
     </w:p>
     <w:p>
       <w:pPr>
         <w:pStyle w:val="Heading2"/>
       </w:pPr>
-      <w:bookmarkStart w:id="81" w:name="_Toc240677453"/>
-      <w:bookmarkStart w:id="82" w:name="_Toc240677772"/>
-      <w:r>
-        <w:t>Nhận xét</w:t>
+      <w:bookmarkStart w:id="81" w:name="_Toc240677452"/>
+      <w:bookmarkStart w:id="82" w:name="_Toc240699317"/>
+      <w:r>
+        <w:t>Kết quả đạt được</w:t>
       </w:r>
       <w:bookmarkEnd w:id="81"/>
       <w:bookmarkEnd w:id="82"/>
-      <w:r>
-        <w:t xml:space="preserve"> </w:t>
-      </w:r>
     </w:p>
     <w:p>
       <w:pPr>
         <w:pStyle w:val="Heading2"/>
       </w:pPr>
-      <w:bookmarkStart w:id="83" w:name="_Toc240677454"/>
-      <w:bookmarkStart w:id="84" w:name="_Toc240677773"/>
-      <w:r>
-        <w:t>Hướng phát triển</w:t>
+      <w:bookmarkStart w:id="83" w:name="_Toc240677453"/>
+      <w:bookmarkStart w:id="84" w:name="_Toc240699318"/>
+      <w:r>
+        <w:t>Nhận xét</w:t>
       </w:r>
       <w:bookmarkEnd w:id="83"/>
       <w:bookmarkEnd w:id="84"/>
+      <w:r>
+        <w:t xml:space="preserve"> </w:t>
+      </w:r>
+    </w:p>
+    <w:p>
+      <w:pPr>
+        <w:pStyle w:val="Heading2"/>
+      </w:pPr>
+      <w:bookmarkStart w:id="85" w:name="_Toc240677454"/>
+      <w:bookmarkStart w:id="86" w:name="_Toc240699319"/>
+      <w:r>
+        <w:t>Hướng phát triển</w:t>
+      </w:r>
+      <w:bookmarkEnd w:id="85"/>
+      <w:bookmarkEnd w:id="86"/>
     </w:p>
     <w:p>
       <w:r>
@@ -5766,13 +5856,6 @@
     </w:p>
     <w:sdt>
       <w:sdtPr>
-        <w:id w:val="537940011"/>
-        <w:docPartObj>
-          <w:docPartGallery w:val="Bibliographies"/>
-          <w:docPartUnique/>
-        </w:docPartObj>
-      </w:sdtPr>
-      <w:sdtEndPr>
         <w:rPr>
           <w:rFonts w:asciiTheme="minorHAnsi" w:eastAsiaTheme="minorHAnsi" w:hAnsiTheme="minorHAnsi" w:cstheme="minorBidi"/>
           <w:b w:val="0"/>
@@ -5780,7 +5863,13 @@
           <w:sz w:val="24"/>
           <w:szCs w:val="24"/>
         </w:rPr>
-      </w:sdtEndPr>
+        <w:id w:val="537940011"/>
+        <w:docPartObj>
+          <w:docPartGallery w:val="Bibliographies"/>
+          <w:docPartUnique/>
+        </w:docPartObj>
+      </w:sdtPr>
+      <w:sdtEndPr/>
       <w:sdtContent>
         <w:p>
           <w:pPr>
@@ -5797,6 +5886,7 @@
             <w:id w:val="111145805"/>
             <w:bibliography/>
           </w:sdtPr>
+          <w:sdtEndPr/>
           <w:sdtContent>
             <w:p>
               <w:pPr>
@@ -5827,8 +5917,8 @@
                 <w:tblLook w:val="04A0" w:firstRow="1" w:lastRow="0" w:firstColumn="1" w:lastColumn="0" w:noHBand="0" w:noVBand="1"/>
               </w:tblPr>
               <w:tblGrid>
-                <w:gridCol w:w="345"/>
-                <w:gridCol w:w="9015"/>
+                <w:gridCol w:w="342"/>
+                <w:gridCol w:w="9018"/>
               </w:tblGrid>
               <w:tr>
                 <w:trPr>
@@ -6019,7 +6109,7 @@
 </file>
 
 <file path=word/endnotes.xml><?xml version="1.0" encoding="utf-8"?>
-<w:endnotes xmlns:wpc="http://schemas.microsoft.com/office/word/2010/wordprocessingCanvas" xmlns:cx="http://schemas.microsoft.com/office/drawing/2014/chartex" xmlns:cx1="http://schemas.microsoft.com/office/drawing/2015/9/8/chartex" xmlns:cx2="http://schemas.microsoft.com/office/drawing/2015/10/21/chartex" xmlns:cx3="http://schemas.microsoft.com/office/drawing/2016/5/9/chartex" xmlns:cx4="http://schemas.microsoft.com/office/drawing/2016/5/10/chartex" xmlns:cx5="http://schemas.microsoft.com/office/drawing/2016/5/11/chartex" xmlns:cx6="http://schemas.microsoft.com/office/drawing/2016/5/12/chartex" xmlns:cx7="http://schemas.microsoft.com/office/drawing/2016/5/13/chartex" xmlns:cx8="http://schemas.microsoft.com/office/drawing/2016/5/14/chartex" xmlns:mc="http://schemas.openxmlformats.org/markup-compatibility/2006" xmlns:aink="http://schemas.microsoft.com/office/drawing/2016/ink" xmlns:am3d="http://schemas.microsoft.com/office/drawing/2017/model3d" xmlns:o="urn:schemas-microsoft-com:office:office" xmlns:oel="http://schemas.microsoft.com/office/2019/extlst" xmlns:r="http://schemas.openxmlformats.org/officeDocument/2006/relationships" xmlns:m="http://schemas.openxmlformats.org/officeDocument/2006/math" xmlns:v="urn:schemas-microsoft-com:vml" xmlns:wp14="http://schemas.microsoft.com/office/word/2010/wordprocessingDrawing" xmlns:wp="http://schemas.openxmlformats.org/drawingml/2006/wordprocessingDrawing" xmlns:w10="urn:schemas-microsoft-com:office:word" xmlns:w="http://schemas.openxmlformats.org/wordprocessingml/2006/main" xmlns:w14="http://schemas.microsoft.com/office/word/2010/wordml" xmlns:w15="http://schemas.microsoft.com/office/word/2012/wordml" xmlns:w16cex="http://schemas.microsoft.com/office/word/2018/wordml/cex" xmlns:w16cid="http://schemas.microsoft.com/office/word/2016/wordml/cid" xmlns:w16="http://schemas.microsoft.com/office/word/2018/wordml" xmlns:w16du="http://schemas.microsoft.com/office/word/2023/wordml/word16du" xmlns:w16sdtdh="http://schemas.microsoft.com/office/word/2020/wordml/sdtdatahash" xmlns:w16sdtfl="http://schemas.microsoft.com/office/word/2024/wordml/sdtformatlock" xmlns:w16se="http://schemas.microsoft.com/office/word/2015/wordml/symex" xmlns:wpg="http://schemas.microsoft.com/office/word/2010/wordprocessingGroup" xmlns:wpi="http://schemas.microsoft.com/office/word/2010/wordprocessingInk" xmlns:wne="http://schemas.microsoft.com/office/word/2006/wordml" xmlns:wps="http://schemas.microsoft.com/office/word/2010/wordprocessingShape" mc:Ignorable="w14 w15 w16se w16cid w16 w16cex w16sdtdh w16sdtfl w16du wp14">
+<w:endnotes xmlns:wpc="http://schemas.microsoft.com/office/word/2010/wordprocessingCanvas" xmlns:mc="http://schemas.openxmlformats.org/markup-compatibility/2006" xmlns:o="urn:schemas-microsoft-com:office:office" xmlns:r="http://schemas.openxmlformats.org/officeDocument/2006/relationships" xmlns:m="http://schemas.openxmlformats.org/officeDocument/2006/math" xmlns:v="urn:schemas-microsoft-com:vml" xmlns:wp14="http://schemas.microsoft.com/office/word/2010/wordprocessingDrawing" xmlns:wp="http://schemas.openxmlformats.org/drawingml/2006/wordprocessingDrawing" xmlns:w10="urn:schemas-microsoft-com:office:word" xmlns:w="http://schemas.openxmlformats.org/wordprocessingml/2006/main" xmlns:w14="http://schemas.microsoft.com/office/word/2010/wordml" xmlns:w15="http://schemas.microsoft.com/office/word/2012/wordml" xmlns:wpg="http://schemas.microsoft.com/office/word/2010/wordprocessingGroup" xmlns:wpi="http://schemas.microsoft.com/office/word/2010/wordprocessingInk" xmlns:wne="http://schemas.microsoft.com/office/word/2006/wordml" xmlns:wps="http://schemas.microsoft.com/office/word/2010/wordprocessingShape" mc:Ignorable="w14 w15 wp14">
   <w:endnote w:type="separator" w:id="-1">
     <w:p>
       <w:pPr>
@@ -6044,7 +6134,7 @@
 </file>
 
 <file path=word/footnotes.xml><?xml version="1.0" encoding="utf-8"?>
-<w:footnotes xmlns:wpc="http://schemas.microsoft.com/office/word/2010/wordprocessingCanvas" xmlns:cx="http://schemas.microsoft.com/office/drawing/2014/chartex" xmlns:cx1="http://schemas.microsoft.com/office/drawing/2015/9/8/chartex" xmlns:cx2="http://schemas.microsoft.com/office/drawing/2015/10/21/chartex" xmlns:cx3="http://schemas.microsoft.com/office/drawing/2016/5/9/chartex" xmlns:cx4="http://schemas.microsoft.com/office/drawing/2016/5/10/chartex" xmlns:cx5="http://schemas.microsoft.com/office/drawing/2016/5/11/chartex" xmlns:cx6="http://schemas.microsoft.com/office/drawing/2016/5/12/chartex" xmlns:cx7="http://schemas.microsoft.com/office/drawing/2016/5/13/chartex" xmlns:cx8="http://schemas.microsoft.com/office/drawing/2016/5/14/chartex" xmlns:mc="http://schemas.openxmlformats.org/markup-compatibility/2006" xmlns:aink="http://schemas.microsoft.com/office/drawing/2016/ink" xmlns:am3d="http://schemas.microsoft.com/office/drawing/2017/model3d" xmlns:o="urn:schemas-microsoft-com:office:office" xmlns:oel="http://schemas.microsoft.com/office/2019/extlst" xmlns:r="http://schemas.openxmlformats.org/officeDocument/2006/relationships" xmlns:m="http://schemas.openxmlformats.org/officeDocument/2006/math" xmlns:v="urn:schemas-microsoft-com:vml" xmlns:wp14="http://schemas.microsoft.com/office/word/2010/wordprocessingDrawing" xmlns:wp="http://schemas.openxmlformats.org/drawingml/2006/wordprocessingDrawing" xmlns:w10="urn:schemas-microsoft-com:office:word" xmlns:w="http://schemas.openxmlformats.org/wordprocessingml/2006/main" xmlns:w14="http://schemas.microsoft.com/office/word/2010/wordml" xmlns:w15="http://schemas.microsoft.com/office/word/2012/wordml" xmlns:w16cex="http://schemas.microsoft.com/office/word/2018/wordml/cex" xmlns:w16cid="http://schemas.microsoft.com/office/word/2016/wordml/cid" xmlns:w16="http://schemas.microsoft.com/office/word/2018/wordml" xmlns:w16du="http://schemas.microsoft.com/office/word/2023/wordml/word16du" xmlns:w16sdtdh="http://schemas.microsoft.com/office/word/2020/wordml/sdtdatahash" xmlns:w16sdtfl="http://schemas.microsoft.com/office/word/2024/wordml/sdtformatlock" xmlns:w16se="http://schemas.microsoft.com/office/word/2015/wordml/symex" xmlns:wpg="http://schemas.microsoft.com/office/word/2010/wordprocessingGroup" xmlns:wpi="http://schemas.microsoft.com/office/word/2010/wordprocessingInk" xmlns:wne="http://schemas.microsoft.com/office/word/2006/wordml" xmlns:wps="http://schemas.microsoft.com/office/word/2010/wordprocessingShape" mc:Ignorable="w14 w15 w16se w16cid w16 w16cex w16sdtdh w16sdtfl w16du wp14">
+<w:footnotes xmlns:wpc="http://schemas.microsoft.com/office/word/2010/wordprocessingCanvas" xmlns:mc="http://schemas.openxmlformats.org/markup-compatibility/2006" xmlns:o="urn:schemas-microsoft-com:office:office" xmlns:r="http://schemas.openxmlformats.org/officeDocument/2006/relationships" xmlns:m="http://schemas.openxmlformats.org/officeDocument/2006/math" xmlns:v="urn:schemas-microsoft-com:vml" xmlns:wp14="http://schemas.microsoft.com/office/word/2010/wordprocessingDrawing" xmlns:wp="http://schemas.openxmlformats.org/drawingml/2006/wordprocessingDrawing" xmlns:w10="urn:schemas-microsoft-com:office:word" xmlns:w="http://schemas.openxmlformats.org/wordprocessingml/2006/main" xmlns:w14="http://schemas.microsoft.com/office/word/2010/wordml" xmlns:w15="http://schemas.microsoft.com/office/word/2012/wordml" xmlns:wpg="http://schemas.microsoft.com/office/word/2010/wordprocessingGroup" xmlns:wpi="http://schemas.microsoft.com/office/word/2010/wordprocessingInk" xmlns:wne="http://schemas.microsoft.com/office/word/2006/wordml" xmlns:wps="http://schemas.microsoft.com/office/word/2010/wordprocessingShape" mc:Ignorable="w14 w15 wp14">
   <w:footnote w:type="separator" w:id="-1">
     <w:p>
       <w:pPr>
@@ -6069,8 +6159,8 @@
 </file>
 
 <file path=word/numbering.xml><?xml version="1.0" encoding="utf-8"?>
-<w:numbering xmlns:wpc="http://schemas.microsoft.com/office/word/2010/wordprocessingCanvas" xmlns:cx="http://schemas.microsoft.com/office/drawing/2014/chartex" xmlns:cx1="http://schemas.microsoft.com/office/drawing/2015/9/8/chartex" xmlns:cx2="http://schemas.microsoft.com/office/drawing/2015/10/21/chartex" xmlns:cx3="http://schemas.microsoft.com/office/drawing/2016/5/9/chartex" xmlns:cx4="http://schemas.microsoft.com/office/drawing/2016/5/10/chartex" xmlns:cx5="http://schemas.microsoft.com/office/drawing/2016/5/11/chartex" xmlns:cx6="http://schemas.microsoft.com/office/drawing/2016/5/12/chartex" xmlns:cx7="http://schemas.microsoft.com/office/drawing/2016/5/13/chartex" xmlns:cx8="http://schemas.microsoft.com/office/drawing/2016/5/14/chartex" xmlns:mc="http://schemas.openxmlformats.org/markup-compatibility/2006" xmlns:aink="http://schemas.microsoft.com/office/drawing/2016/ink" xmlns:am3d="http://schemas.microsoft.com/office/drawing/2017/model3d" xmlns:o="urn:schemas-microsoft-com:office:office" xmlns:oel="http://schemas.microsoft.com/office/2019/extlst" xmlns:r="http://schemas.openxmlformats.org/officeDocument/2006/relationships" xmlns:m="http://schemas.openxmlformats.org/officeDocument/2006/math" xmlns:v="urn:schemas-microsoft-com:vml" xmlns:wp14="http://schemas.microsoft.com/office/word/2010/wordprocessingDrawing" xmlns:wp="http://schemas.openxmlformats.org/drawingml/2006/wordprocessingDrawing" xmlns:w10="urn:schemas-microsoft-com:office:word" xmlns:w="http://schemas.openxmlformats.org/wordprocessingml/2006/main" xmlns:w14="http://schemas.microsoft.com/office/word/2010/wordml" xmlns:w15="http://schemas.microsoft.com/office/word/2012/wordml" xmlns:w16cex="http://schemas.microsoft.com/office/word/2018/wordml/cex" xmlns:w16cid="http://schemas.microsoft.com/office/word/2016/wordml/cid" xmlns:w16="http://schemas.microsoft.com/office/word/2018/wordml" xmlns:w16du="http://schemas.microsoft.com/office/word/2023/wordml/word16du" xmlns:w16sdtdh="http://schemas.microsoft.com/office/word/2020/wordml/sdtdatahash" xmlns:w16sdtfl="http://schemas.microsoft.com/office/word/2024/wordml/sdtformatlock" xmlns:w16se="http://schemas.microsoft.com/office/word/2015/wordml/symex" xmlns:wpg="http://schemas.microsoft.com/office/word/2010/wordprocessingGroup" xmlns:wpi="http://schemas.microsoft.com/office/word/2010/wordprocessingInk" xmlns:wne="http://schemas.microsoft.com/office/word/2006/wordml" xmlns:wps="http://schemas.microsoft.com/office/word/2010/wordprocessingShape" mc:Ignorable="w14 w15 w16se w16cid w16 w16cex w16sdtdh w16sdtfl w16du wp14">
-  <w:abstractNum w:abstractNumId="0" w15:restartNumberingAfterBreak="0">
+<w:numbering xmlns:wpc="http://schemas.microsoft.com/office/word/2010/wordprocessingCanvas" xmlns:mc="http://schemas.openxmlformats.org/markup-compatibility/2006" xmlns:o="urn:schemas-microsoft-com:office:office" xmlns:r="http://schemas.openxmlformats.org/officeDocument/2006/relationships" xmlns:m="http://schemas.openxmlformats.org/officeDocument/2006/math" xmlns:v="urn:schemas-microsoft-com:vml" xmlns:wp14="http://schemas.microsoft.com/office/word/2010/wordprocessingDrawing" xmlns:wp="http://schemas.openxmlformats.org/drawingml/2006/wordprocessingDrawing" xmlns:w10="urn:schemas-microsoft-com:office:word" xmlns:w="http://schemas.openxmlformats.org/wordprocessingml/2006/main" xmlns:w14="http://schemas.microsoft.com/office/word/2010/wordml" xmlns:w15="http://schemas.microsoft.com/office/word/2012/wordml" xmlns:wpg="http://schemas.microsoft.com/office/word/2010/wordprocessingGroup" xmlns:wpi="http://schemas.microsoft.com/office/word/2010/wordprocessingInk" xmlns:wne="http://schemas.microsoft.com/office/word/2006/wordml" xmlns:wps="http://schemas.microsoft.com/office/word/2010/wordprocessingShape" mc:Ignorable="w14 w15 wp14">
+  <w:abstractNum w:abstractNumId="0">
     <w:nsid w:val="14F82233"/>
     <w:multiLevelType w:val="multilevel"/>
     <w:tmpl w:val="ED708088"/>
@@ -6107,7 +6197,7 @@
       <w:lvlText w:val="%1.%2.%3)"/>
       <w:lvlJc w:val="left"/>
       <w:pPr>
-        <w:ind w:left="1080" w:hanging="360"/>
+        <w:ind w:left="5889" w:hanging="360"/>
       </w:pPr>
       <w:rPr>
         <w:rFonts w:hint="default"/>
@@ -6186,7 +6276,7 @@
       </w:rPr>
     </w:lvl>
   </w:abstractNum>
-  <w:abstractNum w:abstractNumId="1" w15:restartNumberingAfterBreak="0">
+  <w:abstractNum w:abstractNumId="1">
     <w:nsid w:val="39C75157"/>
     <w:multiLevelType w:val="multilevel"/>
     <w:tmpl w:val="1CA2DF76"/>
@@ -6299,10 +6389,10 @@
       </w:rPr>
     </w:lvl>
   </w:abstractNum>
-  <w:num w:numId="1" w16cid:durableId="711420858">
+  <w:num w:numId="1">
     <w:abstractNumId w:val="0"/>
   </w:num>
-  <w:num w:numId="2" w16cid:durableId="686369410">
+  <w:num w:numId="2">
     <w:abstractNumId w:val="0"/>
     <w:lvlOverride w:ilvl="0">
       <w:startOverride w:val="1"/>
@@ -6332,14 +6422,14 @@
       <w:startOverride w:val="1"/>
     </w:lvlOverride>
   </w:num>
-  <w:num w:numId="3" w16cid:durableId="705831966">
+  <w:num w:numId="3">
     <w:abstractNumId w:val="1"/>
   </w:num>
 </w:numbering>
 </file>
 
 <file path=word/styles.xml><?xml version="1.0" encoding="utf-8"?>
-<w:styles xmlns:mc="http://schemas.openxmlformats.org/markup-compatibility/2006" xmlns:r="http://schemas.openxmlformats.org/officeDocument/2006/relationships" xmlns:w="http://schemas.openxmlformats.org/wordprocessingml/2006/main" xmlns:w14="http://schemas.microsoft.com/office/word/2010/wordml" xmlns:w15="http://schemas.microsoft.com/office/word/2012/wordml" xmlns:w16cex="http://schemas.microsoft.com/office/word/2018/wordml/cex" xmlns:w16cid="http://schemas.microsoft.com/office/word/2016/wordml/cid" xmlns:w16="http://schemas.microsoft.com/office/word/2018/wordml" xmlns:w16du="http://schemas.microsoft.com/office/word/2023/wordml/word16du" xmlns:w16sdtdh="http://schemas.microsoft.com/office/word/2020/wordml/sdtdatahash" xmlns:w16sdtfl="http://schemas.microsoft.com/office/word/2024/wordml/sdtformatlock" xmlns:w16se="http://schemas.microsoft.com/office/word/2015/wordml/symex" mc:Ignorable="w14 w15 w16se w16cid w16 w16cex w16sdtdh w16sdtfl w16du">
+<w:styles xmlns:mc="http://schemas.openxmlformats.org/markup-compatibility/2006" xmlns:r="http://schemas.openxmlformats.org/officeDocument/2006/relationships" xmlns:w="http://schemas.openxmlformats.org/wordprocessingml/2006/main" xmlns:w14="http://schemas.microsoft.com/office/word/2010/wordml" xmlns:w15="http://schemas.microsoft.com/office/word/2012/wordml" mc:Ignorable="w14 w15">
   <w:docDefaults>
     <w:rPrDefault>
       <w:rPr>
@@ -6357,7 +6447,7 @@
       </w:pPr>
     </w:pPrDefault>
   </w:docDefaults>
-  <w:latentStyles w:defLockedState="0" w:defUIPriority="99" w:defSemiHidden="0" w:defUnhideWhenUsed="0" w:defQFormat="0" w:count="376">
+  <w:latentStyles w:defLockedState="0" w:defUIPriority="99" w:defSemiHidden="0" w:defUnhideWhenUsed="0" w:defQFormat="0" w:count="371">
     <w:lsdException w:name="Normal" w:uiPriority="0" w:qFormat="1"/>
     <w:lsdException w:name="heading 1" w:uiPriority="9" w:qFormat="1"/>
     <w:lsdException w:name="heading 2" w:semiHidden="1" w:uiPriority="9" w:unhideWhenUsed="1" w:qFormat="1"/>
@@ -6729,11 +6819,6 @@
     <w:lsdException w:name="List Table 5 Dark Accent 6" w:uiPriority="50"/>
     <w:lsdException w:name="List Table 6 Colorful Accent 6" w:uiPriority="51"/>
     <w:lsdException w:name="List Table 7 Colorful Accent 6" w:uiPriority="52"/>
-    <w:lsdException w:name="Mention" w:semiHidden="1" w:unhideWhenUsed="1"/>
-    <w:lsdException w:name="Smart Hyperlink" w:semiHidden="1" w:unhideWhenUsed="1"/>
-    <w:lsdException w:name="Hashtag" w:semiHidden="1" w:unhideWhenUsed="1"/>
-    <w:lsdException w:name="Unresolved Mention" w:semiHidden="1" w:unhideWhenUsed="1"/>
-    <w:lsdException w:name="Smart Link" w:semiHidden="1" w:unhideWhenUsed="1"/>
   </w:latentStyles>
   <w:style w:type="paragraph" w:default="1" w:styleId="Normal">
     <w:name w:val="Normal"/>
@@ -6798,6 +6883,7 @@
       <w:numPr>
         <w:ilvl w:val="2"/>
       </w:numPr>
+      <w:ind w:left="1080"/>
       <w:outlineLvl w:val="2"/>
     </w:pPr>
     <w:rPr>
@@ -7816,7 +7902,7 @@
 </file>
 
 <file path=customXml/itemProps1.xml><?xml version="1.0" encoding="utf-8"?>
-<ds:datastoreItem xmlns:ds="http://schemas.openxmlformats.org/officeDocument/2006/customXml" ds:itemID="{6C8360D7-70BA-46A9-93A2-BCB3AED1AD8A}">
+<ds:datastoreItem xmlns:ds="http://schemas.openxmlformats.org/officeDocument/2006/customXml" ds:itemID="{F2F79653-EEAD-499E-ABD7-89BC0F463878}">
   <ds:schemaRefs>
     <ds:schemaRef ds:uri="http://schemas.openxmlformats.org/officeDocument/2006/bibliography"/>
   </ds:schemaRefs>
